--- a/6. Final Deliverable.docx
+++ b/6. Final Deliverable.docx
@@ -4,28 +4,14 @@
   <w:body>
     <w:p>
       <w:pPr>
-        <w:pStyle w:val="Heading4"/>
-        <w:spacing w:after="160" w:line="259" w:lineRule="auto"/>
-        <w:jc w:val="center"/>
-        <w:rPr>
-          <w:rFonts w:ascii="Arial Nova" w:eastAsia="Times New Roman" w:hAnsi="Arial Nova" w:cs="Times New Roman"/>
-          <w:color w:val="auto"/>
-        </w:rPr>
+        <w:pStyle w:val="Heading1"/>
       </w:pPr>
       <w:bookmarkStart w:id="0" w:name="_Toc198640448"/>
       <w:r>
-        <w:rPr>
-          <w:rFonts w:ascii="Arial Nova" w:eastAsia="Times New Roman" w:hAnsi="Arial Nova" w:cs="Times New Roman"/>
-          <w:color w:val="auto"/>
-        </w:rPr>
         <w:t>Capstone Project (CPRO306)</w:t>
       </w:r>
       <w:bookmarkEnd w:id="0"/>
       <w:r>
-        <w:rPr>
-          <w:rFonts w:ascii="Arial Nova" w:eastAsia="Times New Roman" w:hAnsi="Arial Nova" w:cs="Times New Roman"/>
-          <w:color w:val="auto"/>
-        </w:rPr>
         <w:t xml:space="preserve"> </w:t>
       </w:r>
     </w:p>
@@ -12495,6 +12481,16 @@
       <w:u w:val="single"/>
     </w:rPr>
   </w:style>
+  <w:style w:type="paragraph" w:styleId="Revision">
+    <w:name w:val="Revision"/>
+    <w:hidden/>
+    <w:uiPriority w:val="99"/>
+    <w:semiHidden/>
+    <w:rsid w:val="00AA148A"/>
+    <w:pPr>
+      <w:spacing w:line="240" w:lineRule="auto"/>
+    </w:pPr>
+  </w:style>
 </w:styles>
 </file>
 

--- a/6. Final Deliverable.docx
+++ b/6. Final Deliverable.docx
@@ -6011,6 +6011,137 @@
     </w:p>
     <w:p>
       <w:pPr>
+        <w:jc w:val="both"/>
+      </w:pPr>
+      <w:r>
+        <w:t xml:space="preserve">The JBMS </w:t>
+      </w:r>
+      <w:r>
+        <w:t xml:space="preserve">incorporates essential data operations to support its core functionalities, particularly in relation to user and vendor management as well as product inventory control. </w:t>
+      </w:r>
+      <w:r>
+        <w:t>The system is created based on</w:t>
+      </w:r>
+      <w:r>
+        <w:t xml:space="preserve"> Role-Based Access Control</w:t>
+      </w:r>
+      <w:r>
+        <w:t xml:space="preserve"> </w:t>
+      </w:r>
+      <w:r>
+        <w:t>(</w:t>
+      </w:r>
+      <w:r>
+        <w:t>RBAC</w:t>
+      </w:r>
+      <w:r>
+        <w:t>) model</w:t>
+      </w:r>
+      <w:r>
+        <w:t xml:space="preserve">, so there </w:t>
+      </w:r>
+      <w:r>
+        <w:t>are</w:t>
+      </w:r>
+      <w:r>
+        <w:t xml:space="preserve"> 3 roles namely admin, vendor and user. Currently there is only 1 superuser (admin) account, however this can be changed in the database if another account needed the admin access. Vendors sign up currently is built into the website, which is not ideal, but it has been done so that we can get a feel how the </w:t>
+      </w:r>
+      <w:r>
+        <w:t>sign-up</w:t>
+      </w:r>
+      <w:r>
+        <w:t xml:space="preserve"> process work. In Ideal business case scenario, vendor need to be verified by the JBMS to ensure that the vendor is reliable and </w:t>
+      </w:r>
+      <w:r>
+        <w:t>can</w:t>
+      </w:r>
+      <w:r>
+        <w:t xml:space="preserve"> provide the service as intended, then the JBMS will give the vendor access to the vendor account. </w:t>
+      </w:r>
+      <w:r>
+        <w:t>Admins</w:t>
+      </w:r>
+      <w:r>
+        <w:t xml:space="preserve"> </w:t>
+      </w:r>
+      <w:proofErr w:type="gramStart"/>
+      <w:r>
+        <w:t>are able to</w:t>
+      </w:r>
+      <w:proofErr w:type="gramEnd"/>
+      <w:r>
+        <w:t xml:space="preserve"> delete user or vendor in the admin dashboard easily without having to access the database.</w:t>
+      </w:r>
+    </w:p>
+    <w:p>
+      <w:pPr>
+        <w:jc w:val="both"/>
+      </w:pPr>
+    </w:p>
+    <w:p>
+      <w:pPr>
+        <w:jc w:val="both"/>
+      </w:pPr>
+      <w:r>
+        <w:t>This part of the report will cover on how the vendor and admin of the JBMS are able to perform insertion, updating, and deletion of data in the system. This is only applicable to the bike data which needed to be advertised on the website or bike that need a price update due to inflation cost or b</w:t>
+      </w:r>
+      <w:r>
+        <w:t>ike needed to be</w:t>
+      </w:r>
+      <w:r>
+        <w:t xml:space="preserve"> removed because it is out of service. The insert, update and delete function is very important</w:t>
+      </w:r>
+      <w:r>
+        <w:t>,</w:t>
+      </w:r>
+      <w:r>
+        <w:t xml:space="preserve"> to ensure the streamlined process of the JBMS product availability</w:t>
+      </w:r>
+      <w:r>
+        <w:t>, maintaining data integrity and customer trust.</w:t>
+      </w:r>
+    </w:p>
+    <w:p>
+      <w:pPr>
+        <w:jc w:val="both"/>
+      </w:pPr>
+    </w:p>
+    <w:p>
+      <w:pPr>
+        <w:jc w:val="both"/>
+      </w:pPr>
+      <w:r>
+        <w:t>The following pages will include:</w:t>
+      </w:r>
+    </w:p>
+    <w:p>
+      <w:pPr>
+        <w:pStyle w:val="ListParagraph"/>
+        <w:numPr>
+          <w:ilvl w:val="0"/>
+          <w:numId w:val="39"/>
+        </w:numPr>
+        <w:jc w:val="both"/>
+      </w:pPr>
+      <w:r>
+        <w:t>Code snippets to demonstrate how bike insertion, update, and deletion are handled in the JBMS.</w:t>
+      </w:r>
+    </w:p>
+    <w:p>
+      <w:pPr>
+        <w:pStyle w:val="ListParagraph"/>
+        <w:numPr>
+          <w:ilvl w:val="0"/>
+          <w:numId w:val="39"/>
+        </w:numPr>
+        <w:jc w:val="both"/>
+      </w:pPr>
+      <w:r>
+        <w:t>Website interface screenshots showing the vendor/admin dashboards used to perform these actions.</w:t>
+      </w:r>
+    </w:p>
+    <w:p>
+      <w:pPr>
         <w:pStyle w:val="Heading5"/>
         <w:rPr>
           <w:b/>
@@ -6029,6 +6160,111 @@
     </w:p>
     <w:p>
       <w:pPr>
+        <w:jc w:val="both"/>
+      </w:pPr>
+      <w:r>
+        <w:t>Bike data insertion can be performed by both Admins and Vendors through their respective dashboards. This functionality is accessible via the “Create Product” page, which provides a structured form for entering the bike details such as name, type, rental price, stock and description. Once the form is completed and the “Add Product” button is clicked two things will happen on the backend:</w:t>
+      </w:r>
+    </w:p>
+    <w:p>
+      <w:pPr>
+        <w:pStyle w:val="ListParagraph"/>
+        <w:numPr>
+          <w:ilvl w:val="0"/>
+          <w:numId w:val="40"/>
+        </w:numPr>
+      </w:pPr>
+      <w:r>
+        <w:t>The data will be submitted and stored in MongoDB Atlas, which serves as the system cloud-hosted database.</w:t>
+      </w:r>
+    </w:p>
+    <w:p>
+      <w:pPr>
+        <w:pStyle w:val="ListParagraph"/>
+        <w:numPr>
+          <w:ilvl w:val="0"/>
+          <w:numId w:val="40"/>
+        </w:numPr>
+      </w:pPr>
+      <w:r>
+        <w:lastRenderedPageBreak/>
+        <w:t>The newly added bike is then immediately reflected on the website, allowing user to view and rent the product without delay.</w:t>
+      </w:r>
+    </w:p>
+    <w:p>
+      <w:pPr>
+        <w:jc w:val="both"/>
+      </w:pPr>
+      <w:r>
+        <w:t xml:space="preserve">This streamlined process has been done to ensure that the server uptime will be 100% and have a real-time synchronization between the admin/vendor inputs and the publicly visible bike listings, enabling efficient inventory management and quick </w:t>
+      </w:r>
+      <w:r>
+        <w:t xml:space="preserve">response to market need. </w:t>
+      </w:r>
+    </w:p>
+    <w:p>
+      <w:pPr>
+        <w:jc w:val="both"/>
+      </w:pPr>
+    </w:p>
+    <w:p>
+      <w:pPr>
+        <w:jc w:val="both"/>
+      </w:pPr>
+      <w:r>
+        <w:rPr>
+          <w:noProof/>
+        </w:rPr>
+        <w:drawing>
+          <wp:inline distT="0" distB="0" distL="0" distR="0" wp14:anchorId="5951299F" wp14:editId="0699C790">
+            <wp:extent cx="5733415" cy="3179445"/>
+            <wp:effectExtent l="0" t="0" r="0" b="0"/>
+            <wp:docPr id="1494584827" name="Picture 1" descr="A screenshot of a computer&#10;&#10;AI-generated content may be incorrect."/>
+            <wp:cNvGraphicFramePr>
+              <a:graphicFrameLocks xmlns:a="http://schemas.openxmlformats.org/drawingml/2006/main" noChangeAspect="1"/>
+            </wp:cNvGraphicFramePr>
+            <a:graphic xmlns:a="http://schemas.openxmlformats.org/drawingml/2006/main">
+              <a:graphicData uri="http://schemas.openxmlformats.org/drawingml/2006/picture">
+                <pic:pic xmlns:pic="http://schemas.openxmlformats.org/drawingml/2006/picture">
+                  <pic:nvPicPr>
+                    <pic:cNvPr id="1494584827" name="Picture 1" descr="A screenshot of a computer&#10;&#10;AI-generated content may be incorrect."/>
+                    <pic:cNvPicPr/>
+                  </pic:nvPicPr>
+                  <pic:blipFill>
+                    <a:blip r:embed="rId8" cstate="print">
+                      <a:extLst>
+                        <a:ext uri="{28A0092B-C50C-407E-A947-70E740481C1C}">
+                          <a14:useLocalDpi xmlns:a14="http://schemas.microsoft.com/office/drawing/2010/main" val="0"/>
+                        </a:ext>
+                      </a:extLst>
+                    </a:blip>
+                    <a:stretch>
+                      <a:fillRect/>
+                    </a:stretch>
+                  </pic:blipFill>
+                  <pic:spPr>
+                    <a:xfrm>
+                      <a:off x="0" y="0"/>
+                      <a:ext cx="5733415" cy="3179445"/>
+                    </a:xfrm>
+                    <a:prstGeom prst="rect">
+                      <a:avLst/>
+                    </a:prstGeom>
+                  </pic:spPr>
+                </pic:pic>
+              </a:graphicData>
+            </a:graphic>
+          </wp:inline>
+        </w:drawing>
+      </w:r>
+    </w:p>
+    <w:p>
+      <w:pPr>
+        <w:jc w:val="both"/>
+      </w:pPr>
+    </w:p>
+    <w:p>
+      <w:pPr>
         <w:pStyle w:val="Heading5"/>
         <w:rPr>
           <w:b/>
@@ -6043,7 +6279,272 @@
         </w:rPr>
         <w:t>Mechanisms for Updating Data:</w:t>
       </w:r>
+      <w:bookmarkStart w:id="26" w:name="_Toc198640470"/>
       <w:bookmarkEnd w:id="25"/>
+    </w:p>
+    <w:p>
+      <w:pPr>
+        <w:jc w:val="both"/>
+      </w:pPr>
+      <w:r>
+        <w:t xml:space="preserve">There is two </w:t>
+      </w:r>
+      <w:r>
+        <w:t>ways</w:t>
+      </w:r>
+      <w:r>
+        <w:t xml:space="preserve"> to perform bike data updates:</w:t>
+      </w:r>
+    </w:p>
+    <w:p>
+      <w:pPr>
+        <w:pStyle w:val="ListParagraph"/>
+        <w:numPr>
+          <w:ilvl w:val="0"/>
+          <w:numId w:val="41"/>
+        </w:numPr>
+        <w:jc w:val="both"/>
+      </w:pPr>
+      <w:r>
+        <w:t>Admin via the “All Product” page in the admin dashboard</w:t>
+      </w:r>
+    </w:p>
+    <w:p>
+      <w:pPr>
+        <w:pStyle w:val="ListParagraph"/>
+        <w:numPr>
+          <w:ilvl w:val="0"/>
+          <w:numId w:val="41"/>
+        </w:numPr>
+        <w:jc w:val="both"/>
+      </w:pPr>
+      <w:r>
+        <w:t>Vendor via the “My Product” page in the vendor dashboard</w:t>
+      </w:r>
+    </w:p>
+    <w:p>
+      <w:pPr>
+        <w:jc w:val="both"/>
+      </w:pPr>
+      <w:r>
+        <w:t xml:space="preserve">Once the user </w:t>
+      </w:r>
+      <w:r>
+        <w:t>clicks</w:t>
+      </w:r>
+      <w:r>
+        <w:t xml:space="preserve"> on the blue edit button</w:t>
+      </w:r>
+      <w:r>
+        <w:t xml:space="preserve">, a form will appear which allow user to modify all the details of the product such as rental prices, stock quantity, product image and description. This feature provides quick and convenient access for vendors and admins to maintain accurate and up-to-date listings. Vendors are also able to adjust prices accordingly in response to demand or inflation </w:t>
+      </w:r>
+      <w:proofErr w:type="gramStart"/>
+      <w:r>
+        <w:t>and also</w:t>
+      </w:r>
+      <w:proofErr w:type="gramEnd"/>
+      <w:r>
+        <w:t xml:space="preserve"> able to mark bike as unavailable when it is schedule for maintenance. This feature ensures that JBMS are a friendly user interface to interact with</w:t>
+      </w:r>
+      <w:r>
+        <w:rPr>
+          <w:noProof/>
+        </w:rPr>
+        <w:lastRenderedPageBreak/>
+        <w:drawing>
+          <wp:inline distT="0" distB="0" distL="0" distR="0" wp14:anchorId="331355CA" wp14:editId="6EF2FCB2">
+            <wp:extent cx="5733415" cy="3179445"/>
+            <wp:effectExtent l="0" t="0" r="0" b="0"/>
+            <wp:docPr id="1642025280" name="Picture 3" descr="A screenshot of a website&#10;&#10;AI-generated content may be incorrect."/>
+            <wp:cNvGraphicFramePr>
+              <a:graphicFrameLocks xmlns:a="http://schemas.openxmlformats.org/drawingml/2006/main" noChangeAspect="1"/>
+            </wp:cNvGraphicFramePr>
+            <a:graphic xmlns:a="http://schemas.openxmlformats.org/drawingml/2006/main">
+              <a:graphicData uri="http://schemas.openxmlformats.org/drawingml/2006/picture">
+                <pic:pic xmlns:pic="http://schemas.openxmlformats.org/drawingml/2006/picture">
+                  <pic:nvPicPr>
+                    <pic:cNvPr id="1642025280" name="Picture 3" descr="A screenshot of a website&#10;&#10;AI-generated content may be incorrect."/>
+                    <pic:cNvPicPr/>
+                  </pic:nvPicPr>
+                  <pic:blipFill>
+                    <a:blip r:embed="rId9" cstate="print">
+                      <a:extLst>
+                        <a:ext uri="{28A0092B-C50C-407E-A947-70E740481C1C}">
+                          <a14:useLocalDpi xmlns:a14="http://schemas.microsoft.com/office/drawing/2010/main" val="0"/>
+                        </a:ext>
+                      </a:extLst>
+                    </a:blip>
+                    <a:stretch>
+                      <a:fillRect/>
+                    </a:stretch>
+                  </pic:blipFill>
+                  <pic:spPr>
+                    <a:xfrm>
+                      <a:off x="0" y="0"/>
+                      <a:ext cx="5733415" cy="3179445"/>
+                    </a:xfrm>
+                    <a:prstGeom prst="rect">
+                      <a:avLst/>
+                    </a:prstGeom>
+                  </pic:spPr>
+                </pic:pic>
+              </a:graphicData>
+            </a:graphic>
+          </wp:inline>
+        </w:drawing>
+      </w:r>
+      <w:r>
+        <w:t xml:space="preserve">. </w:t>
+      </w:r>
+    </w:p>
+    <w:p>
+      <w:pPr>
+        <w:jc w:val="both"/>
+      </w:pPr>
+      <w:r>
+        <w:rPr>
+          <w:noProof/>
+        </w:rPr>
+        <w:drawing>
+          <wp:inline distT="0" distB="0" distL="0" distR="0" wp14:anchorId="202105E9" wp14:editId="78A50D0F">
+            <wp:extent cx="5733415" cy="3183255"/>
+            <wp:effectExtent l="0" t="0" r="0" b="4445"/>
+            <wp:docPr id="1507421863" name="Picture 2" descr="A screenshot of a computer&#10;&#10;AI-generated content may be incorrect."/>
+            <wp:cNvGraphicFramePr>
+              <a:graphicFrameLocks xmlns:a="http://schemas.openxmlformats.org/drawingml/2006/main" noChangeAspect="1"/>
+            </wp:cNvGraphicFramePr>
+            <a:graphic xmlns:a="http://schemas.openxmlformats.org/drawingml/2006/main">
+              <a:graphicData uri="http://schemas.openxmlformats.org/drawingml/2006/picture">
+                <pic:pic xmlns:pic="http://schemas.openxmlformats.org/drawingml/2006/picture">
+                  <pic:nvPicPr>
+                    <pic:cNvPr id="1507421863" name="Picture 2" descr="A screenshot of a computer&#10;&#10;AI-generated content may be incorrect."/>
+                    <pic:cNvPicPr/>
+                  </pic:nvPicPr>
+                  <pic:blipFill>
+                    <a:blip r:embed="rId10" cstate="print">
+                      <a:extLst>
+                        <a:ext uri="{28A0092B-C50C-407E-A947-70E740481C1C}">
+                          <a14:useLocalDpi xmlns:a14="http://schemas.microsoft.com/office/drawing/2010/main" val="0"/>
+                        </a:ext>
+                      </a:extLst>
+                    </a:blip>
+                    <a:stretch>
+                      <a:fillRect/>
+                    </a:stretch>
+                  </pic:blipFill>
+                  <pic:spPr>
+                    <a:xfrm>
+                      <a:off x="0" y="0"/>
+                      <a:ext cx="5733415" cy="3183255"/>
+                    </a:xfrm>
+                    <a:prstGeom prst="rect">
+                      <a:avLst/>
+                    </a:prstGeom>
+                  </pic:spPr>
+                </pic:pic>
+              </a:graphicData>
+            </a:graphic>
+          </wp:inline>
+        </w:drawing>
+      </w:r>
+    </w:p>
+    <w:p>
+      <w:pPr>
+        <w:jc w:val="both"/>
+      </w:pPr>
+      <w:r>
+        <w:rPr>
+          <w:noProof/>
+        </w:rPr>
+        <w:lastRenderedPageBreak/>
+        <w:drawing>
+          <wp:inline distT="0" distB="0" distL="0" distR="0" wp14:anchorId="0E2AE97F" wp14:editId="5AAEA2B6">
+            <wp:extent cx="5733415" cy="3185795"/>
+            <wp:effectExtent l="0" t="0" r="0" b="1905"/>
+            <wp:docPr id="175987582" name="Picture 4" descr="A screenshot of a computer&#10;&#10;AI-generated content may be incorrect."/>
+            <wp:cNvGraphicFramePr>
+              <a:graphicFrameLocks xmlns:a="http://schemas.openxmlformats.org/drawingml/2006/main" noChangeAspect="1"/>
+            </wp:cNvGraphicFramePr>
+            <a:graphic xmlns:a="http://schemas.openxmlformats.org/drawingml/2006/main">
+              <a:graphicData uri="http://schemas.openxmlformats.org/drawingml/2006/picture">
+                <pic:pic xmlns:pic="http://schemas.openxmlformats.org/drawingml/2006/picture">
+                  <pic:nvPicPr>
+                    <pic:cNvPr id="175987582" name="Picture 4" descr="A screenshot of a computer&#10;&#10;AI-generated content may be incorrect."/>
+                    <pic:cNvPicPr/>
+                  </pic:nvPicPr>
+                  <pic:blipFill>
+                    <a:blip r:embed="rId11" cstate="print">
+                      <a:extLst>
+                        <a:ext uri="{28A0092B-C50C-407E-A947-70E740481C1C}">
+                          <a14:useLocalDpi xmlns:a14="http://schemas.microsoft.com/office/drawing/2010/main" val="0"/>
+                        </a:ext>
+                      </a:extLst>
+                    </a:blip>
+                    <a:stretch>
+                      <a:fillRect/>
+                    </a:stretch>
+                  </pic:blipFill>
+                  <pic:spPr>
+                    <a:xfrm>
+                      <a:off x="0" y="0"/>
+                      <a:ext cx="5733415" cy="3185795"/>
+                    </a:xfrm>
+                    <a:prstGeom prst="rect">
+                      <a:avLst/>
+                    </a:prstGeom>
+                  </pic:spPr>
+                </pic:pic>
+              </a:graphicData>
+            </a:graphic>
+          </wp:inline>
+        </w:drawing>
+      </w:r>
+      <w:r>
+        <w:rPr>
+          <w:noProof/>
+        </w:rPr>
+        <w:drawing>
+          <wp:inline distT="0" distB="0" distL="0" distR="0" wp14:anchorId="6E36A177" wp14:editId="68DF5437">
+            <wp:extent cx="5733415" cy="3176905"/>
+            <wp:effectExtent l="0" t="0" r="0" b="0"/>
+            <wp:docPr id="938807182" name="Picture 5" descr="A screenshot of a computer&#10;&#10;AI-generated content may be incorrect."/>
+            <wp:cNvGraphicFramePr>
+              <a:graphicFrameLocks xmlns:a="http://schemas.openxmlformats.org/drawingml/2006/main" noChangeAspect="1"/>
+            </wp:cNvGraphicFramePr>
+            <a:graphic xmlns:a="http://schemas.openxmlformats.org/drawingml/2006/main">
+              <a:graphicData uri="http://schemas.openxmlformats.org/drawingml/2006/picture">
+                <pic:pic xmlns:pic="http://schemas.openxmlformats.org/drawingml/2006/picture">
+                  <pic:nvPicPr>
+                    <pic:cNvPr id="938807182" name="Picture 5" descr="A screenshot of a computer&#10;&#10;AI-generated content may be incorrect."/>
+                    <pic:cNvPicPr/>
+                  </pic:nvPicPr>
+                  <pic:blipFill>
+                    <a:blip r:embed="rId12" cstate="print">
+                      <a:extLst>
+                        <a:ext uri="{28A0092B-C50C-407E-A947-70E740481C1C}">
+                          <a14:useLocalDpi xmlns:a14="http://schemas.microsoft.com/office/drawing/2010/main" val="0"/>
+                        </a:ext>
+                      </a:extLst>
+                    </a:blip>
+                    <a:stretch>
+                      <a:fillRect/>
+                    </a:stretch>
+                  </pic:blipFill>
+                  <pic:spPr>
+                    <a:xfrm>
+                      <a:off x="0" y="0"/>
+                      <a:ext cx="5733415" cy="3176905"/>
+                    </a:xfrm>
+                    <a:prstGeom prst="rect">
+                      <a:avLst/>
+                    </a:prstGeom>
+                  </pic:spPr>
+                </pic:pic>
+              </a:graphicData>
+            </a:graphic>
+          </wp:inline>
+        </w:drawing>
+      </w:r>
     </w:p>
     <w:p>
       <w:pPr>
@@ -6053,7 +6554,6 @@
           <w:bCs/>
         </w:rPr>
       </w:pPr>
-      <w:bookmarkStart w:id="26" w:name="_Toc198640470"/>
       <w:r>
         <w:rPr>
           <w:b/>
@@ -6062,6 +6562,126 @@
         <w:t>Mechanisms for Deleting Data:</w:t>
       </w:r>
       <w:bookmarkEnd w:id="26"/>
+    </w:p>
+    <w:p>
+      <w:pPr>
+        <w:jc w:val="both"/>
+      </w:pPr>
+      <w:r>
+        <w:t>Bike data deletion is integrated into the same interface used for updating products. To delete a bike listing, user must follow a three-step process:</w:t>
+      </w:r>
+    </w:p>
+    <w:p>
+      <w:pPr>
+        <w:pStyle w:val="ListParagraph"/>
+        <w:numPr>
+          <w:ilvl w:val="0"/>
+          <w:numId w:val="42"/>
+        </w:numPr>
+        <w:jc w:val="both"/>
+      </w:pPr>
+      <w:r>
+        <w:t>Click on the “Edit” button on the product which was mentioned in the section before</w:t>
+      </w:r>
+    </w:p>
+    <w:p>
+      <w:pPr>
+        <w:pStyle w:val="ListParagraph"/>
+        <w:numPr>
+          <w:ilvl w:val="0"/>
+          <w:numId w:val="42"/>
+        </w:numPr>
+        <w:jc w:val="both"/>
+      </w:pPr>
+      <w:r>
+        <w:t>Within the update form, click the clearly marked bright red “Delete Product” button</w:t>
+      </w:r>
+    </w:p>
+    <w:p>
+      <w:pPr>
+        <w:pStyle w:val="ListParagraph"/>
+        <w:numPr>
+          <w:ilvl w:val="0"/>
+          <w:numId w:val="42"/>
+        </w:numPr>
+        <w:jc w:val="both"/>
+      </w:pPr>
+      <w:r>
+        <w:t>A confirmation prompt will appear asking “Are you sure you want to delete this product?”</w:t>
+      </w:r>
+    </w:p>
+    <w:p>
+      <w:pPr>
+        <w:pStyle w:val="ListParagraph"/>
+        <w:numPr>
+          <w:ilvl w:val="0"/>
+          <w:numId w:val="42"/>
+        </w:numPr>
+        <w:jc w:val="both"/>
+      </w:pPr>
+      <w:r>
+        <w:t>Once selected “Ok” the bike data will be deleted on the MongoDB database and the changes will be reflected on the website</w:t>
+      </w:r>
+    </w:p>
+    <w:p>
+      <w:pPr>
+        <w:jc w:val="both"/>
+      </w:pPr>
+      <w:r>
+        <w:t xml:space="preserve">This extra layer of confirmation ensures that deletions are intentional. While the current approach is sufficient for operational use, a future enhancement could include a password confirmation step for added security and accountability. </w:t>
+      </w:r>
+    </w:p>
+    <w:p>
+      <w:pPr>
+        <w:jc w:val="both"/>
+      </w:pPr>
+      <w:r>
+        <w:rPr>
+          <w:noProof/>
+        </w:rPr>
+        <w:lastRenderedPageBreak/>
+        <w:drawing>
+          <wp:inline distT="0" distB="0" distL="0" distR="0" wp14:anchorId="7D841DA2" wp14:editId="31974339">
+            <wp:extent cx="5733415" cy="3190875"/>
+            <wp:effectExtent l="0" t="0" r="0" b="0"/>
+            <wp:docPr id="1154726132" name="Picture 6" descr="A screenshot of a computer&#10;&#10;AI-generated content may be incorrect."/>
+            <wp:cNvGraphicFramePr>
+              <a:graphicFrameLocks xmlns:a="http://schemas.openxmlformats.org/drawingml/2006/main" noChangeAspect="1"/>
+            </wp:cNvGraphicFramePr>
+            <a:graphic xmlns:a="http://schemas.openxmlformats.org/drawingml/2006/main">
+              <a:graphicData uri="http://schemas.openxmlformats.org/drawingml/2006/picture">
+                <pic:pic xmlns:pic="http://schemas.openxmlformats.org/drawingml/2006/picture">
+                  <pic:nvPicPr>
+                    <pic:cNvPr id="1154726132" name="Picture 6" descr="A screenshot of a computer&#10;&#10;AI-generated content may be incorrect."/>
+                    <pic:cNvPicPr/>
+                  </pic:nvPicPr>
+                  <pic:blipFill>
+                    <a:blip r:embed="rId13" cstate="print">
+                      <a:extLst>
+                        <a:ext uri="{28A0092B-C50C-407E-A947-70E740481C1C}">
+                          <a14:useLocalDpi xmlns:a14="http://schemas.microsoft.com/office/drawing/2010/main" val="0"/>
+                        </a:ext>
+                      </a:extLst>
+                    </a:blip>
+                    <a:stretch>
+                      <a:fillRect/>
+                    </a:stretch>
+                  </pic:blipFill>
+                  <pic:spPr>
+                    <a:xfrm>
+                      <a:off x="0" y="0"/>
+                      <a:ext cx="5733415" cy="3190875"/>
+                    </a:xfrm>
+                    <a:prstGeom prst="rect">
+                      <a:avLst/>
+                    </a:prstGeom>
+                  </pic:spPr>
+                </pic:pic>
+              </a:graphicData>
+            </a:graphic>
+          </wp:inline>
+        </w:drawing>
+      </w:r>
     </w:p>
     <w:p>
       <w:pPr>
@@ -6086,58 +6706,1085 @@
     </w:p>
     <w:p>
       <w:pPr>
-        <w:pStyle w:val="Heading5"/>
-        <w:rPr>
-          <w:b/>
-          <w:bCs/>
-        </w:rPr>
-      </w:pPr>
-      <w:bookmarkStart w:id="29" w:name="_Toc198640472"/>
-      <w:r>
-        <w:rPr>
-          <w:b/>
-          <w:bCs/>
-        </w:rPr>
-        <w:t>Description of Data Encryption Methods:</w:t>
-      </w:r>
-      <w:bookmarkEnd w:id="29"/>
-    </w:p>
-    <w:p>
-      <w:pPr>
-        <w:rPr>
-          <w:b/>
-          <w:bCs/>
-        </w:rPr>
-      </w:pPr>
-      <w:bookmarkStart w:id="30" w:name="_ivh281lcaofz" w:colFirst="0" w:colLast="0"/>
-      <w:bookmarkEnd w:id="30"/>
-      <w:r>
+        <w:jc w:val="both"/>
+      </w:pPr>
+      <w:r>
+        <w:t xml:space="preserve">In this era of modern technology, security and privacy is the utmost priority when it comes toward the design of JBMS. With sensitive user data such as personal information, booking history, and payment metadata that is being processed and stored. It is the utmost important that the team implement a multi-layered security architecture based on global practices such as OWASP, NIST and Australia Privacy Act. This security feature </w:t>
+      </w:r>
+      <w:proofErr w:type="gramStart"/>
+      <w:r>
+        <w:t>serve</w:t>
+      </w:r>
+      <w:proofErr w:type="gramEnd"/>
+      <w:r>
+        <w:t xml:space="preserve"> as a baseline protection suited for a small-scale implementation where budget constraints may prevent the adoption of enterprise-grade solution like CrowdStrike or other security platform. </w:t>
+      </w:r>
+    </w:p>
+    <w:p>
+      <w:pPr>
+        <w:jc w:val="both"/>
+      </w:pPr>
+    </w:p>
+    <w:p>
+      <w:pPr>
         <w:rPr>
           <w:b/>
           <w:bCs/>
           <w:sz w:val="24"/>
           <w:szCs w:val="24"/>
         </w:rPr>
-        <w:t>Security Measures Implemented:</w:t>
-      </w:r>
-    </w:p>
-    <w:p>
-      <w:pPr>
-        <w:pStyle w:val="Heading5"/>
+      </w:pPr>
+      <w:bookmarkStart w:id="29" w:name="_ivh281lcaofz" w:colFirst="0" w:colLast="0"/>
+      <w:bookmarkEnd w:id="29"/>
+      <w:r>
         <w:rPr>
           <w:b/>
           <w:bCs/>
-        </w:rPr>
-      </w:pPr>
-      <w:bookmarkStart w:id="31" w:name="_Toc198640473"/>
-      <w:r>
-        <w:rPr>
-          <w:b/>
-          <w:bCs/>
-        </w:rPr>
-        <w:t>Privacy Protection Strategies for End Users:</w:t>
-      </w:r>
-      <w:bookmarkEnd w:id="31"/>
+          <w:sz w:val="24"/>
+          <w:szCs w:val="24"/>
+        </w:rPr>
+        <w:t>Security Measures Implemented:</w:t>
+      </w:r>
+    </w:p>
+    <w:p>
+      <w:pPr>
+        <w:rPr>
+          <w:sz w:val="24"/>
+          <w:szCs w:val="24"/>
+        </w:rPr>
+      </w:pPr>
+    </w:p>
+    <w:p>
+      <w:pPr>
+        <w:pStyle w:val="ListParagraph"/>
+        <w:numPr>
+          <w:ilvl w:val="0"/>
+          <w:numId w:val="43"/>
+        </w:numPr>
+        <w:rPr>
+          <w:sz w:val="24"/>
+          <w:szCs w:val="24"/>
+        </w:rPr>
+      </w:pPr>
+      <w:r>
+        <w:rPr>
+          <w:sz w:val="24"/>
+          <w:szCs w:val="24"/>
+        </w:rPr>
+        <w:t xml:space="preserve">Password Hashing with </w:t>
+      </w:r>
+      <w:proofErr w:type="spellStart"/>
+      <w:r>
+        <w:rPr>
+          <w:sz w:val="24"/>
+          <w:szCs w:val="24"/>
+        </w:rPr>
+        <w:t>Bc</w:t>
+      </w:r>
+      <w:r>
+        <w:rPr>
+          <w:sz w:val="24"/>
+          <w:szCs w:val="24"/>
+        </w:rPr>
+        <w:t>rypt</w:t>
+      </w:r>
+      <w:proofErr w:type="spellEnd"/>
+    </w:p>
+    <w:p>
+      <w:pPr>
+        <w:pStyle w:val="ListParagraph"/>
+        <w:jc w:val="both"/>
+        <w:rPr>
+          <w:sz w:val="24"/>
+          <w:szCs w:val="24"/>
+        </w:rPr>
+      </w:pPr>
+      <w:r>
+        <w:rPr>
+          <w:sz w:val="24"/>
+          <w:szCs w:val="24"/>
+        </w:rPr>
+        <w:t xml:space="preserve">Password is a sensitive data that need to be stored in a secured condition, storing it in a plaintext is </w:t>
+      </w:r>
+      <w:proofErr w:type="gramStart"/>
+      <w:r>
+        <w:rPr>
+          <w:sz w:val="24"/>
+          <w:szCs w:val="24"/>
+        </w:rPr>
+        <w:t>definitely a</w:t>
+      </w:r>
+      <w:proofErr w:type="gramEnd"/>
+      <w:r>
+        <w:rPr>
+          <w:sz w:val="24"/>
+          <w:szCs w:val="24"/>
+        </w:rPr>
+        <w:t xml:space="preserve"> critical security risk</w:t>
+      </w:r>
+      <w:r>
+        <w:rPr>
+          <w:sz w:val="24"/>
+          <w:szCs w:val="24"/>
+        </w:rPr>
+        <w:t xml:space="preserve">. To mitigate this security risk, JBMS uses </w:t>
+      </w:r>
+      <w:proofErr w:type="spellStart"/>
+      <w:r>
+        <w:rPr>
+          <w:sz w:val="24"/>
+          <w:szCs w:val="24"/>
+        </w:rPr>
+        <w:t>Bcrypt</w:t>
+      </w:r>
+      <w:proofErr w:type="spellEnd"/>
+      <w:r>
+        <w:rPr>
+          <w:sz w:val="24"/>
+          <w:szCs w:val="24"/>
+        </w:rPr>
+        <w:t xml:space="preserve">, a well-established algorithm that is designed to resist brute-force and rainbow table attacks. </w:t>
+      </w:r>
+      <w:proofErr w:type="spellStart"/>
+      <w:r>
+        <w:rPr>
+          <w:sz w:val="24"/>
+          <w:szCs w:val="24"/>
+        </w:rPr>
+        <w:t>Bcrypt</w:t>
+      </w:r>
+      <w:proofErr w:type="spellEnd"/>
+      <w:r>
+        <w:rPr>
+          <w:sz w:val="24"/>
+          <w:szCs w:val="24"/>
+        </w:rPr>
+        <w:t xml:space="preserve"> automatically salts the password and applies a computationally expensive hash function, which greatly increases security. </w:t>
+      </w:r>
+    </w:p>
+    <w:p>
+      <w:pPr>
+        <w:pStyle w:val="ListParagraph"/>
+        <w:jc w:val="both"/>
+        <w:rPr>
+          <w:sz w:val="24"/>
+          <w:szCs w:val="24"/>
+        </w:rPr>
+      </w:pPr>
+      <w:r>
+        <w:rPr>
+          <w:sz w:val="24"/>
+          <w:szCs w:val="24"/>
+        </w:rPr>
+        <w:t xml:space="preserve">When a customer register / sign up, their password is hashed using </w:t>
+      </w:r>
+      <w:proofErr w:type="spellStart"/>
+      <w:r>
+        <w:rPr>
+          <w:sz w:val="24"/>
+          <w:szCs w:val="24"/>
+        </w:rPr>
+        <w:t>Bcrypt</w:t>
+      </w:r>
+      <w:proofErr w:type="spellEnd"/>
+      <w:r>
+        <w:rPr>
+          <w:sz w:val="24"/>
+          <w:szCs w:val="24"/>
+        </w:rPr>
+        <w:t xml:space="preserve"> before being stored in MongoDB Atlas. This will ensure that even if the database is compromised, attackers will not be able to recover user original password. Below </w:t>
+      </w:r>
+      <w:proofErr w:type="gramStart"/>
+      <w:r>
+        <w:rPr>
+          <w:sz w:val="24"/>
+          <w:szCs w:val="24"/>
+        </w:rPr>
+        <w:t>are</w:t>
+      </w:r>
+      <w:proofErr w:type="gramEnd"/>
+      <w:r>
+        <w:rPr>
+          <w:sz w:val="24"/>
+          <w:szCs w:val="24"/>
+        </w:rPr>
+        <w:t xml:space="preserve"> the code snippet on how the implementation will look like in the JBMS, on line 14 during login the plaintext password will be verified against the stored hash. </w:t>
+      </w:r>
+    </w:p>
+    <w:p>
+      <w:pPr>
+        <w:pStyle w:val="ListParagraph"/>
+        <w:jc w:val="both"/>
+        <w:rPr>
+          <w:sz w:val="24"/>
+          <w:szCs w:val="24"/>
+        </w:rPr>
+      </w:pPr>
+      <w:r>
+        <w:rPr>
+          <w:noProof/>
+          <w:sz w:val="24"/>
+          <w:szCs w:val="24"/>
+        </w:rPr>
+        <w:lastRenderedPageBreak/>
+        <w:drawing>
+          <wp:inline distT="0" distB="0" distL="0" distR="0" wp14:anchorId="69682448" wp14:editId="0C8FA62F">
+            <wp:extent cx="5007935" cy="2549828"/>
+            <wp:effectExtent l="0" t="0" r="0" b="3175"/>
+            <wp:docPr id="624889137" name="Picture 8" descr="A screen shot of a computer program&#10;&#10;AI-generated content may be incorrect."/>
+            <wp:cNvGraphicFramePr>
+              <a:graphicFrameLocks xmlns:a="http://schemas.openxmlformats.org/drawingml/2006/main" noChangeAspect="1"/>
+            </wp:cNvGraphicFramePr>
+            <a:graphic xmlns:a="http://schemas.openxmlformats.org/drawingml/2006/main">
+              <a:graphicData uri="http://schemas.openxmlformats.org/drawingml/2006/picture">
+                <pic:pic xmlns:pic="http://schemas.openxmlformats.org/drawingml/2006/picture">
+                  <pic:nvPicPr>
+                    <pic:cNvPr id="624889137" name="Picture 8" descr="A screen shot of a computer program&#10;&#10;AI-generated content may be incorrect."/>
+                    <pic:cNvPicPr/>
+                  </pic:nvPicPr>
+                  <pic:blipFill>
+                    <a:blip r:embed="rId14">
+                      <a:extLst>
+                        <a:ext uri="{28A0092B-C50C-407E-A947-70E740481C1C}">
+                          <a14:useLocalDpi xmlns:a14="http://schemas.microsoft.com/office/drawing/2010/main" val="0"/>
+                        </a:ext>
+                      </a:extLst>
+                    </a:blip>
+                    <a:stretch>
+                      <a:fillRect/>
+                    </a:stretch>
+                  </pic:blipFill>
+                  <pic:spPr>
+                    <a:xfrm>
+                      <a:off x="0" y="0"/>
+                      <a:ext cx="5103007" cy="2598235"/>
+                    </a:xfrm>
+                    <a:prstGeom prst="rect">
+                      <a:avLst/>
+                    </a:prstGeom>
+                  </pic:spPr>
+                </pic:pic>
+              </a:graphicData>
+            </a:graphic>
+          </wp:inline>
+        </w:drawing>
+      </w:r>
+    </w:p>
+    <w:p>
+      <w:pPr>
+        <w:pStyle w:val="ListParagraph"/>
+        <w:jc w:val="both"/>
+        <w:rPr>
+          <w:sz w:val="24"/>
+          <w:szCs w:val="24"/>
+        </w:rPr>
+      </w:pPr>
+    </w:p>
+    <w:p>
+      <w:pPr>
+        <w:pStyle w:val="ListParagraph"/>
+        <w:numPr>
+          <w:ilvl w:val="0"/>
+          <w:numId w:val="43"/>
+        </w:numPr>
+        <w:jc w:val="both"/>
+        <w:rPr>
+          <w:sz w:val="24"/>
+          <w:szCs w:val="24"/>
+        </w:rPr>
+      </w:pPr>
+      <w:r>
+        <w:rPr>
+          <w:sz w:val="24"/>
+          <w:szCs w:val="24"/>
+        </w:rPr>
+        <w:t>AES-256 Encryption</w:t>
+      </w:r>
+      <w:r>
+        <w:rPr>
+          <w:sz w:val="24"/>
+          <w:szCs w:val="24"/>
+        </w:rPr>
+        <w:t xml:space="preserve"> for sensitive data at rest</w:t>
+      </w:r>
+    </w:p>
+    <w:p>
+      <w:pPr>
+        <w:pStyle w:val="ListParagraph"/>
+        <w:jc w:val="both"/>
+        <w:rPr>
+          <w:sz w:val="24"/>
+          <w:szCs w:val="24"/>
+        </w:rPr>
+      </w:pPr>
+      <w:r>
+        <w:rPr>
+          <w:sz w:val="24"/>
+          <w:szCs w:val="24"/>
+        </w:rPr>
+        <w:t>JBMS leverages MongoDB Atlas, which provides a bult-in AES-256 encryption at rest. This encryption standard is highly recommended by NIST and is widely used for storing sensitive data. All data stored in JBMS are hosted on MongoDB Atlas which automatically encrypts data at rest, which is excellent as there will be less burden for the development team to do manual encryption in the application code.</w:t>
+      </w:r>
+    </w:p>
+    <w:p>
+      <w:pPr>
+        <w:pStyle w:val="ListParagraph"/>
+        <w:jc w:val="both"/>
+        <w:rPr>
+          <w:sz w:val="24"/>
+          <w:szCs w:val="24"/>
+        </w:rPr>
+      </w:pPr>
+      <w:r>
+        <w:rPr>
+          <w:noProof/>
+          <w:sz w:val="24"/>
+          <w:szCs w:val="24"/>
+        </w:rPr>
+        <w:drawing>
+          <wp:inline distT="0" distB="0" distL="0" distR="0" wp14:anchorId="1D4BAED2" wp14:editId="30B4EB53">
+            <wp:extent cx="5733415" cy="2048510"/>
+            <wp:effectExtent l="0" t="0" r="0" b="0"/>
+            <wp:docPr id="807204990" name="Picture 9" descr="A diagram of a computer&#10;&#10;AI-generated content may be incorrect."/>
+            <wp:cNvGraphicFramePr>
+              <a:graphicFrameLocks xmlns:a="http://schemas.openxmlformats.org/drawingml/2006/main" noChangeAspect="1"/>
+            </wp:cNvGraphicFramePr>
+            <a:graphic xmlns:a="http://schemas.openxmlformats.org/drawingml/2006/main">
+              <a:graphicData uri="http://schemas.openxmlformats.org/drawingml/2006/picture">
+                <pic:pic xmlns:pic="http://schemas.openxmlformats.org/drawingml/2006/picture">
+                  <pic:nvPicPr>
+                    <pic:cNvPr id="807204990" name="Picture 9" descr="A diagram of a computer&#10;&#10;AI-generated content may be incorrect."/>
+                    <pic:cNvPicPr/>
+                  </pic:nvPicPr>
+                  <pic:blipFill>
+                    <a:blip r:embed="rId15">
+                      <a:extLst>
+                        <a:ext uri="{28A0092B-C50C-407E-A947-70E740481C1C}">
+                          <a14:useLocalDpi xmlns:a14="http://schemas.microsoft.com/office/drawing/2010/main" val="0"/>
+                        </a:ext>
+                      </a:extLst>
+                    </a:blip>
+                    <a:stretch>
+                      <a:fillRect/>
+                    </a:stretch>
+                  </pic:blipFill>
+                  <pic:spPr>
+                    <a:xfrm>
+                      <a:off x="0" y="0"/>
+                      <a:ext cx="5733415" cy="2048510"/>
+                    </a:xfrm>
+                    <a:prstGeom prst="rect">
+                      <a:avLst/>
+                    </a:prstGeom>
+                  </pic:spPr>
+                </pic:pic>
+              </a:graphicData>
+            </a:graphic>
+          </wp:inline>
+        </w:drawing>
+      </w:r>
+    </w:p>
+    <w:p>
+      <w:pPr>
+        <w:pStyle w:val="ListParagraph"/>
+        <w:jc w:val="both"/>
+        <w:rPr>
+          <w:sz w:val="24"/>
+          <w:szCs w:val="24"/>
+        </w:rPr>
+      </w:pPr>
+    </w:p>
+    <w:p>
+      <w:pPr>
+        <w:pStyle w:val="ListParagraph"/>
+        <w:numPr>
+          <w:ilvl w:val="0"/>
+          <w:numId w:val="43"/>
+        </w:numPr>
+        <w:jc w:val="both"/>
+        <w:rPr>
+          <w:sz w:val="24"/>
+          <w:szCs w:val="24"/>
+        </w:rPr>
+      </w:pPr>
+      <w:r>
+        <w:rPr>
+          <w:sz w:val="24"/>
+          <w:szCs w:val="24"/>
+        </w:rPr>
+        <w:t>Email Anonymization for Analytics</w:t>
+      </w:r>
+    </w:p>
+    <w:p>
+      <w:pPr>
+        <w:pStyle w:val="ListParagraph"/>
+        <w:jc w:val="both"/>
+        <w:rPr>
+          <w:sz w:val="24"/>
+          <w:szCs w:val="24"/>
+        </w:rPr>
+      </w:pPr>
+      <w:r>
+        <w:rPr>
+          <w:sz w:val="24"/>
+          <w:szCs w:val="24"/>
+        </w:rPr>
+        <w:t xml:space="preserve">JBMS is based in Australia, hence it must comply with Australia Privacy act. Personally Identifiable Information (PII) such as email addresses must be excluded from analytic and report. JBMS has implemented data masking to protect user identity while still allowing aggregated insights. Before analytics and logs are generated, email addresses are masked. So </w:t>
+      </w:r>
+      <w:hyperlink r:id="rId16" w:history="1">
+        <w:r>
+          <w:rPr>
+            <w:rStyle w:val="Hyperlink"/>
+            <w:sz w:val="24"/>
+            <w:szCs w:val="24"/>
+          </w:rPr>
+          <w:t>K220685@student.kent.edu.au</w:t>
+        </w:r>
+      </w:hyperlink>
+      <w:r>
+        <w:rPr>
+          <w:sz w:val="24"/>
+          <w:szCs w:val="24"/>
+        </w:rPr>
+        <w:t xml:space="preserve"> becomes </w:t>
+      </w:r>
+      <w:hyperlink r:id="rId17" w:history="1">
+        <w:r>
+          <w:rPr>
+            <w:rStyle w:val="Hyperlink"/>
+            <w:sz w:val="24"/>
+            <w:szCs w:val="24"/>
+          </w:rPr>
+          <w:t>K******@student.kent.edu.au</w:t>
+        </w:r>
+      </w:hyperlink>
+      <w:r>
+        <w:rPr>
+          <w:sz w:val="24"/>
+          <w:szCs w:val="24"/>
+        </w:rPr>
+        <w:t xml:space="preserve"> , this will prevent email being identified. The code snippet is very short and easy to be implemented. </w:t>
+      </w:r>
+    </w:p>
+    <w:p>
+      <w:pPr>
+        <w:pStyle w:val="ListParagraph"/>
+        <w:jc w:val="both"/>
+        <w:rPr>
+          <w:sz w:val="24"/>
+          <w:szCs w:val="24"/>
+        </w:rPr>
+      </w:pPr>
+      <w:r>
+        <w:rPr>
+          <w:noProof/>
+          <w:sz w:val="24"/>
+          <w:szCs w:val="24"/>
+        </w:rPr>
+        <w:lastRenderedPageBreak/>
+        <w:drawing>
+          <wp:inline distT="0" distB="0" distL="0" distR="0" wp14:anchorId="3A437D0B" wp14:editId="5B497E72">
+            <wp:extent cx="4645609" cy="1509823"/>
+            <wp:effectExtent l="0" t="0" r="3175" b="1905"/>
+            <wp:docPr id="577785663" name="Picture 10" descr="A computer screen with colorful text&#10;&#10;AI-generated content may be incorrect."/>
+            <wp:cNvGraphicFramePr>
+              <a:graphicFrameLocks xmlns:a="http://schemas.openxmlformats.org/drawingml/2006/main" noChangeAspect="1"/>
+            </wp:cNvGraphicFramePr>
+            <a:graphic xmlns:a="http://schemas.openxmlformats.org/drawingml/2006/main">
+              <a:graphicData uri="http://schemas.openxmlformats.org/drawingml/2006/picture">
+                <pic:pic xmlns:pic="http://schemas.openxmlformats.org/drawingml/2006/picture">
+                  <pic:nvPicPr>
+                    <pic:cNvPr id="577785663" name="Picture 10" descr="A computer screen with colorful text&#10;&#10;AI-generated content may be incorrect."/>
+                    <pic:cNvPicPr/>
+                  </pic:nvPicPr>
+                  <pic:blipFill>
+                    <a:blip r:embed="rId18">
+                      <a:extLst>
+                        <a:ext uri="{28A0092B-C50C-407E-A947-70E740481C1C}">
+                          <a14:useLocalDpi xmlns:a14="http://schemas.microsoft.com/office/drawing/2010/main" val="0"/>
+                        </a:ext>
+                      </a:extLst>
+                    </a:blip>
+                    <a:stretch>
+                      <a:fillRect/>
+                    </a:stretch>
+                  </pic:blipFill>
+                  <pic:spPr>
+                    <a:xfrm>
+                      <a:off x="0" y="0"/>
+                      <a:ext cx="4721683" cy="1534547"/>
+                    </a:xfrm>
+                    <a:prstGeom prst="rect">
+                      <a:avLst/>
+                    </a:prstGeom>
+                  </pic:spPr>
+                </pic:pic>
+              </a:graphicData>
+            </a:graphic>
+          </wp:inline>
+        </w:drawing>
+      </w:r>
+    </w:p>
+    <w:p>
+      <w:pPr>
+        <w:pStyle w:val="ListParagraph"/>
+        <w:jc w:val="both"/>
+        <w:rPr>
+          <w:sz w:val="24"/>
+          <w:szCs w:val="24"/>
+        </w:rPr>
+      </w:pPr>
+    </w:p>
+    <w:p>
+      <w:pPr>
+        <w:pStyle w:val="ListParagraph"/>
+        <w:numPr>
+          <w:ilvl w:val="0"/>
+          <w:numId w:val="43"/>
+        </w:numPr>
+        <w:jc w:val="both"/>
+        <w:rPr>
+          <w:sz w:val="24"/>
+          <w:szCs w:val="24"/>
+        </w:rPr>
+      </w:pPr>
+      <w:r>
+        <w:rPr>
+          <w:sz w:val="24"/>
+          <w:szCs w:val="24"/>
+        </w:rPr>
+        <w:t>Role</w:t>
+      </w:r>
+      <w:r>
+        <w:rPr>
+          <w:sz w:val="24"/>
+          <w:szCs w:val="24"/>
+        </w:rPr>
+        <w:t xml:space="preserve"> Based Access Control (RBAC)</w:t>
+      </w:r>
+    </w:p>
+    <w:p>
+      <w:pPr>
+        <w:pStyle w:val="ListParagraph"/>
+        <w:jc w:val="both"/>
+        <w:rPr>
+          <w:sz w:val="24"/>
+          <w:szCs w:val="24"/>
+        </w:rPr>
+      </w:pPr>
+      <w:r>
+        <w:rPr>
+          <w:sz w:val="24"/>
+          <w:szCs w:val="24"/>
+        </w:rPr>
+        <w:t xml:space="preserve">Following the principle of least privilege, JBMS has adopted RBAC to ensure that user only see data relevant to their role (Admin, Vendor, and Customer). </w:t>
+      </w:r>
+    </w:p>
+    <w:p>
+      <w:pPr>
+        <w:pStyle w:val="ListParagraph"/>
+        <w:jc w:val="both"/>
+        <w:rPr>
+          <w:sz w:val="24"/>
+          <w:szCs w:val="24"/>
+        </w:rPr>
+      </w:pPr>
+      <w:r>
+        <w:rPr>
+          <w:sz w:val="24"/>
+          <w:szCs w:val="24"/>
+        </w:rPr>
+        <w:t>How it is implemented in JBMS:</w:t>
+      </w:r>
+    </w:p>
+    <w:p>
+      <w:pPr>
+        <w:pStyle w:val="ListParagraph"/>
+        <w:numPr>
+          <w:ilvl w:val="0"/>
+          <w:numId w:val="44"/>
+        </w:numPr>
+        <w:jc w:val="both"/>
+        <w:rPr>
+          <w:sz w:val="24"/>
+          <w:szCs w:val="24"/>
+        </w:rPr>
+      </w:pPr>
+      <w:r>
+        <w:rPr>
+          <w:sz w:val="24"/>
+          <w:szCs w:val="24"/>
+        </w:rPr>
+        <w:t>Admins can manage users, bookings, and products.</w:t>
+      </w:r>
+    </w:p>
+    <w:p>
+      <w:pPr>
+        <w:pStyle w:val="ListParagraph"/>
+        <w:numPr>
+          <w:ilvl w:val="0"/>
+          <w:numId w:val="44"/>
+        </w:numPr>
+        <w:jc w:val="both"/>
+        <w:rPr>
+          <w:sz w:val="24"/>
+          <w:szCs w:val="24"/>
+        </w:rPr>
+      </w:pPr>
+      <w:r>
+        <w:rPr>
+          <w:sz w:val="24"/>
+          <w:szCs w:val="24"/>
+        </w:rPr>
+        <w:t>Vendor can only see and manage their own products and bookings.</w:t>
+      </w:r>
+    </w:p>
+    <w:p>
+      <w:pPr>
+        <w:pStyle w:val="ListParagraph"/>
+        <w:numPr>
+          <w:ilvl w:val="0"/>
+          <w:numId w:val="44"/>
+        </w:numPr>
+        <w:jc w:val="both"/>
+        <w:rPr>
+          <w:sz w:val="24"/>
+          <w:szCs w:val="24"/>
+        </w:rPr>
+      </w:pPr>
+      <w:r>
+        <w:rPr>
+          <w:sz w:val="24"/>
+          <w:szCs w:val="24"/>
+        </w:rPr>
+        <w:t>User can manage their own profile, view bikes, and make bookings,</w:t>
+      </w:r>
+    </w:p>
+    <w:p>
+      <w:pPr>
+        <w:ind w:left="720"/>
+        <w:jc w:val="both"/>
+        <w:rPr>
+          <w:sz w:val="24"/>
+          <w:szCs w:val="24"/>
+        </w:rPr>
+      </w:pPr>
+      <w:r>
+        <w:rPr>
+          <w:noProof/>
+          <w:sz w:val="24"/>
+          <w:szCs w:val="24"/>
+        </w:rPr>
+        <w:drawing>
+          <wp:inline distT="0" distB="0" distL="0" distR="0" wp14:anchorId="7E36741E" wp14:editId="0A11910C">
+            <wp:extent cx="5135526" cy="1732101"/>
+            <wp:effectExtent l="0" t="0" r="0" b="0"/>
+            <wp:docPr id="1458053847" name="Picture 11" descr="A screen shot of a computer program&#10;&#10;AI-generated content may be incorrect."/>
+            <wp:cNvGraphicFramePr>
+              <a:graphicFrameLocks xmlns:a="http://schemas.openxmlformats.org/drawingml/2006/main" noChangeAspect="1"/>
+            </wp:cNvGraphicFramePr>
+            <a:graphic xmlns:a="http://schemas.openxmlformats.org/drawingml/2006/main">
+              <a:graphicData uri="http://schemas.openxmlformats.org/drawingml/2006/picture">
+                <pic:pic xmlns:pic="http://schemas.openxmlformats.org/drawingml/2006/picture">
+                  <pic:nvPicPr>
+                    <pic:cNvPr id="1229356034" name="Picture 11" descr="A screen shot of a computer program&#10;&#10;AI-generated content may be incorrect."/>
+                    <pic:cNvPicPr/>
+                  </pic:nvPicPr>
+                  <pic:blipFill>
+                    <a:blip r:embed="rId19">
+                      <a:extLst>
+                        <a:ext uri="{28A0092B-C50C-407E-A947-70E740481C1C}">
+                          <a14:useLocalDpi xmlns:a14="http://schemas.microsoft.com/office/drawing/2010/main" val="0"/>
+                        </a:ext>
+                      </a:extLst>
+                    </a:blip>
+                    <a:stretch>
+                      <a:fillRect/>
+                    </a:stretch>
+                  </pic:blipFill>
+                  <pic:spPr>
+                    <a:xfrm>
+                      <a:off x="0" y="0"/>
+                      <a:ext cx="5219212" cy="1760326"/>
+                    </a:xfrm>
+                    <a:prstGeom prst="rect">
+                      <a:avLst/>
+                    </a:prstGeom>
+                  </pic:spPr>
+                </pic:pic>
+              </a:graphicData>
+            </a:graphic>
+          </wp:inline>
+        </w:drawing>
+      </w:r>
+    </w:p>
+    <w:p>
+      <w:pPr>
+        <w:pStyle w:val="ListParagraph"/>
+        <w:jc w:val="both"/>
+        <w:rPr>
+          <w:sz w:val="24"/>
+          <w:szCs w:val="24"/>
+        </w:rPr>
+      </w:pPr>
+    </w:p>
+    <w:p>
+      <w:pPr>
+        <w:pStyle w:val="ListParagraph"/>
+        <w:numPr>
+          <w:ilvl w:val="0"/>
+          <w:numId w:val="43"/>
+        </w:numPr>
+        <w:jc w:val="both"/>
+        <w:rPr>
+          <w:sz w:val="24"/>
+          <w:szCs w:val="24"/>
+        </w:rPr>
+      </w:pPr>
+      <w:r>
+        <w:rPr>
+          <w:sz w:val="24"/>
+          <w:szCs w:val="24"/>
+        </w:rPr>
+        <w:t>Secure Communications (HTTPS, Cookies, Token)</w:t>
+      </w:r>
+    </w:p>
+    <w:p>
+      <w:pPr>
+        <w:pStyle w:val="ListParagraph"/>
+        <w:jc w:val="both"/>
+        <w:rPr>
+          <w:sz w:val="24"/>
+          <w:szCs w:val="24"/>
+        </w:rPr>
+      </w:pPr>
+      <w:r>
+        <w:rPr>
+          <w:sz w:val="24"/>
+          <w:szCs w:val="24"/>
+        </w:rPr>
+        <w:t xml:space="preserve">JBMS enforces secure transmission protocols, </w:t>
+      </w:r>
+      <w:proofErr w:type="gramStart"/>
+      <w:r>
+        <w:rPr>
+          <w:sz w:val="24"/>
+          <w:szCs w:val="24"/>
+        </w:rPr>
+        <w:t>in order to</w:t>
+      </w:r>
+      <w:proofErr w:type="gramEnd"/>
+      <w:r>
+        <w:rPr>
+          <w:sz w:val="24"/>
+          <w:szCs w:val="24"/>
+        </w:rPr>
+        <w:t xml:space="preserve"> protect login session, payment details and form submission. As data in transit is vulnerable to interception, it is crucial to have a secure communication.</w:t>
+      </w:r>
+    </w:p>
+    <w:p>
+      <w:pPr>
+        <w:pStyle w:val="ListParagraph"/>
+        <w:jc w:val="both"/>
+        <w:rPr>
+          <w:sz w:val="24"/>
+          <w:szCs w:val="24"/>
+        </w:rPr>
+      </w:pPr>
+      <w:r>
+        <w:rPr>
+          <w:sz w:val="24"/>
+          <w:szCs w:val="24"/>
+        </w:rPr>
+        <w:t>Secure Communication Implementation:</w:t>
+      </w:r>
+    </w:p>
+    <w:p>
+      <w:pPr>
+        <w:pStyle w:val="ListParagraph"/>
+        <w:numPr>
+          <w:ilvl w:val="0"/>
+          <w:numId w:val="45"/>
+        </w:numPr>
+        <w:jc w:val="both"/>
+        <w:rPr>
+          <w:sz w:val="24"/>
+          <w:szCs w:val="24"/>
+        </w:rPr>
+      </w:pPr>
+      <w:r>
+        <w:rPr>
+          <w:sz w:val="24"/>
+          <w:szCs w:val="24"/>
+        </w:rPr>
+        <w:t xml:space="preserve">HTTPS has been implemented across the entire frontend and backend (Vercel and Render deployments) </w:t>
+      </w:r>
+      <w:hyperlink r:id="rId20" w:history="1">
+        <w:r>
+          <w:rPr>
+            <w:rStyle w:val="Hyperlink"/>
+            <w:sz w:val="24"/>
+            <w:szCs w:val="24"/>
+          </w:rPr>
+          <w:t>https://jot-bikes-capstone.vercel.app</w:t>
+        </w:r>
+      </w:hyperlink>
+      <w:r>
+        <w:rPr>
+          <w:sz w:val="24"/>
+          <w:szCs w:val="24"/>
+        </w:rPr>
+        <w:t xml:space="preserve"> It can be seen with the provided link it has HTTPS.</w:t>
+      </w:r>
+    </w:p>
+    <w:p>
+      <w:pPr>
+        <w:pStyle w:val="ListParagraph"/>
+        <w:numPr>
+          <w:ilvl w:val="0"/>
+          <w:numId w:val="45"/>
+        </w:numPr>
+        <w:jc w:val="both"/>
+        <w:rPr>
+          <w:sz w:val="24"/>
+          <w:szCs w:val="24"/>
+        </w:rPr>
+      </w:pPr>
+      <w:r>
+        <w:rPr>
+          <w:sz w:val="24"/>
+          <w:szCs w:val="24"/>
+        </w:rPr>
+        <w:t xml:space="preserve">JWT (JSON Web Token) for session authentication, which is stored in </w:t>
+      </w:r>
+      <w:proofErr w:type="spellStart"/>
+      <w:r>
+        <w:rPr>
+          <w:sz w:val="24"/>
+          <w:szCs w:val="24"/>
+        </w:rPr>
+        <w:t>HttpOnly</w:t>
+      </w:r>
+      <w:proofErr w:type="spellEnd"/>
+      <w:r>
+        <w:rPr>
+          <w:sz w:val="24"/>
+          <w:szCs w:val="24"/>
+        </w:rPr>
+        <w:t xml:space="preserve"> cookies</w:t>
+      </w:r>
+    </w:p>
+    <w:p>
+      <w:pPr>
+        <w:pStyle w:val="ListParagraph"/>
+        <w:numPr>
+          <w:ilvl w:val="0"/>
+          <w:numId w:val="45"/>
+        </w:numPr>
+        <w:jc w:val="both"/>
+        <w:rPr>
+          <w:sz w:val="24"/>
+          <w:szCs w:val="24"/>
+        </w:rPr>
+      </w:pPr>
+      <w:r>
+        <w:rPr>
+          <w:sz w:val="24"/>
+          <w:szCs w:val="24"/>
+        </w:rPr>
+        <w:t xml:space="preserve">Secure flag on cookies (Secure, </w:t>
+      </w:r>
+      <w:proofErr w:type="spellStart"/>
+      <w:r>
+        <w:rPr>
+          <w:sz w:val="24"/>
+          <w:szCs w:val="24"/>
+        </w:rPr>
+        <w:t>SameSite</w:t>
+      </w:r>
+      <w:proofErr w:type="spellEnd"/>
+      <w:r>
+        <w:rPr>
+          <w:sz w:val="24"/>
+          <w:szCs w:val="24"/>
+        </w:rPr>
+        <w:t xml:space="preserve">=Strict, </w:t>
+      </w:r>
+      <w:proofErr w:type="spellStart"/>
+      <w:r>
+        <w:rPr>
+          <w:sz w:val="24"/>
+          <w:szCs w:val="24"/>
+        </w:rPr>
+        <w:t>HttpOnly</w:t>
+      </w:r>
+      <w:proofErr w:type="spellEnd"/>
+      <w:r>
+        <w:rPr>
+          <w:sz w:val="24"/>
+          <w:szCs w:val="24"/>
+        </w:rPr>
+        <w:t>)</w:t>
+      </w:r>
+    </w:p>
+    <w:p>
+      <w:pPr>
+        <w:pStyle w:val="ListParagraph"/>
+        <w:ind w:left="1080"/>
+        <w:jc w:val="both"/>
+        <w:rPr>
+          <w:sz w:val="24"/>
+          <w:szCs w:val="24"/>
+        </w:rPr>
+      </w:pPr>
+    </w:p>
+    <w:p>
+      <w:pPr>
+        <w:pStyle w:val="ListParagraph"/>
+        <w:numPr>
+          <w:ilvl w:val="0"/>
+          <w:numId w:val="43"/>
+        </w:numPr>
+        <w:jc w:val="both"/>
+        <w:rPr>
+          <w:sz w:val="24"/>
+          <w:szCs w:val="24"/>
+        </w:rPr>
+      </w:pPr>
+      <w:r>
+        <w:rPr>
+          <w:sz w:val="24"/>
+          <w:szCs w:val="24"/>
+        </w:rPr>
+        <w:t>Consent &amp; Data Control</w:t>
+      </w:r>
+    </w:p>
+    <w:p>
+      <w:pPr>
+        <w:pStyle w:val="ListParagraph"/>
+        <w:jc w:val="both"/>
+        <w:rPr>
+          <w:sz w:val="24"/>
+          <w:szCs w:val="24"/>
+        </w:rPr>
+      </w:pPr>
+      <w:r>
+        <w:rPr>
+          <w:sz w:val="24"/>
+          <w:szCs w:val="24"/>
+        </w:rPr>
+        <w:t xml:space="preserve">Under the Australian Privacy Principles, user must be informed about how their data is collected and have control over it. Thus, it is important that the JBMS has implemented a privacy policy checkbox during registration. Admin dashboard will also have a feature where it can remove all personal and booking data related to the user when the user request for data deletion. The code snippet will look like this in the front end. </w:t>
+      </w:r>
+    </w:p>
+    <w:p>
+      <w:pPr>
+        <w:pStyle w:val="ListParagraph"/>
+        <w:jc w:val="both"/>
+        <w:rPr>
+          <w:sz w:val="24"/>
+          <w:szCs w:val="24"/>
+        </w:rPr>
+      </w:pPr>
+    </w:p>
+    <w:p>
+      <w:pPr>
+        <w:pStyle w:val="ListParagraph"/>
+        <w:jc w:val="both"/>
+        <w:rPr>
+          <w:sz w:val="24"/>
+          <w:szCs w:val="24"/>
+        </w:rPr>
+      </w:pPr>
+      <w:r>
+        <w:rPr>
+          <w:sz w:val="24"/>
+          <w:szCs w:val="24"/>
+        </w:rPr>
+        <w:lastRenderedPageBreak/>
+        <w:t>&lt;label&gt;</w:t>
+      </w:r>
+    </w:p>
+    <w:p>
+      <w:pPr>
+        <w:pStyle w:val="ListParagraph"/>
+        <w:jc w:val="both"/>
+        <w:rPr>
+          <w:sz w:val="24"/>
+          <w:szCs w:val="24"/>
+        </w:rPr>
+      </w:pPr>
+      <w:r>
+        <w:rPr>
+          <w:sz w:val="24"/>
+          <w:szCs w:val="24"/>
+        </w:rPr>
+        <w:t xml:space="preserve">  &lt;input type="checkbox" required /&gt; I have read and agree to the Privacy Policy</w:t>
+      </w:r>
+    </w:p>
+    <w:p>
+      <w:pPr>
+        <w:pStyle w:val="ListParagraph"/>
+        <w:jc w:val="both"/>
+        <w:rPr>
+          <w:sz w:val="24"/>
+          <w:szCs w:val="24"/>
+        </w:rPr>
+      </w:pPr>
+      <w:r>
+        <w:rPr>
+          <w:sz w:val="24"/>
+          <w:szCs w:val="24"/>
+        </w:rPr>
+        <w:t>&lt;/label&gt;</w:t>
+      </w:r>
+    </w:p>
+    <w:p>
+      <w:pPr>
+        <w:pStyle w:val="ListParagraph"/>
+        <w:jc w:val="both"/>
+        <w:rPr>
+          <w:sz w:val="24"/>
+          <w:szCs w:val="24"/>
+        </w:rPr>
+      </w:pPr>
+    </w:p>
+    <w:p>
+      <w:pPr>
+        <w:jc w:val="both"/>
+        <w:rPr>
+          <w:sz w:val="24"/>
+          <w:szCs w:val="24"/>
+        </w:rPr>
+      </w:pPr>
+      <w:r>
+        <w:rPr>
+          <w:sz w:val="24"/>
+          <w:szCs w:val="24"/>
+        </w:rPr>
+        <w:t xml:space="preserve">The JBMS system align with OWASP, NIST, and Australian legal standards that was applicable so the system will have security and privacy embedded at every level from login even to analytics. By using tools like </w:t>
+      </w:r>
+      <w:proofErr w:type="spellStart"/>
+      <w:r>
+        <w:rPr>
+          <w:sz w:val="24"/>
+          <w:szCs w:val="24"/>
+        </w:rPr>
+        <w:t>Bcrypt</w:t>
+      </w:r>
+      <w:proofErr w:type="spellEnd"/>
+      <w:r>
+        <w:rPr>
+          <w:sz w:val="24"/>
+          <w:szCs w:val="24"/>
+        </w:rPr>
+        <w:t>, AES-256, RBAC, email anonymization, and secure HTTPS. JBMS has implemented a production-grade security posture which is suitable for real-world deployment. Advance security c</w:t>
+      </w:r>
+      <w:r>
+        <w:rPr>
+          <w:sz w:val="24"/>
+          <w:szCs w:val="24"/>
+        </w:rPr>
+        <w:t xml:space="preserve">ontrol can be applied selectively, based on the security requirements. </w:t>
+      </w:r>
     </w:p>
     <w:p>
       <w:pPr>
@@ -6152,9 +7799,9 @@
           <w:szCs w:val="34"/>
         </w:rPr>
       </w:pPr>
-      <w:bookmarkStart w:id="32" w:name="_b82a8hu7jzpm" w:colFirst="0" w:colLast="0"/>
-      <w:bookmarkStart w:id="33" w:name="_Toc198640474"/>
-      <w:bookmarkEnd w:id="32"/>
+      <w:bookmarkStart w:id="30" w:name="_b82a8hu7jzpm" w:colFirst="0" w:colLast="0"/>
+      <w:bookmarkStart w:id="31" w:name="_Toc198640474"/>
+      <w:bookmarkEnd w:id="30"/>
       <w:r>
         <w:rPr>
           <w:rFonts w:ascii="Arial Nova" w:eastAsia="Times New Roman" w:hAnsi="Arial Nova" w:cs="Times New Roman"/>
@@ -6164,7 +7811,7 @@
         </w:rPr>
         <w:t>6. System Testing</w:t>
       </w:r>
-      <w:bookmarkEnd w:id="33"/>
+      <w:bookmarkEnd w:id="31"/>
     </w:p>
     <w:p>
       <w:pPr>
@@ -6174,7 +7821,7 @@
           <w:bCs/>
         </w:rPr>
       </w:pPr>
-      <w:bookmarkStart w:id="34" w:name="_Toc198640475"/>
+      <w:bookmarkStart w:id="32" w:name="_Toc198640475"/>
       <w:r>
         <w:rPr>
           <w:b/>
@@ -6182,7 +7829,7 @@
         </w:rPr>
         <w:t>6.1. Testing Strategy</w:t>
       </w:r>
-      <w:bookmarkEnd w:id="34"/>
+      <w:bookmarkEnd w:id="32"/>
     </w:p>
     <w:p>
       <w:pPr>
@@ -6201,7 +7848,7 @@
           <w:bCs/>
         </w:rPr>
       </w:pPr>
-      <w:bookmarkStart w:id="35" w:name="_Toc198640476"/>
+      <w:bookmarkStart w:id="33" w:name="_Toc198640476"/>
       <w:r>
         <w:rPr>
           <w:b/>
@@ -6209,7 +7856,7 @@
         </w:rPr>
         <w:t>6.2. Test Results</w:t>
       </w:r>
-      <w:bookmarkEnd w:id="35"/>
+      <w:bookmarkEnd w:id="33"/>
     </w:p>
     <w:p>
       <w:pPr>
@@ -6219,7 +7866,7 @@
           <w:bCs/>
         </w:rPr>
       </w:pPr>
-      <w:bookmarkStart w:id="36" w:name="_Toc198640477"/>
+      <w:bookmarkStart w:id="34" w:name="_Toc198640477"/>
       <w:r>
         <w:rPr>
           <w:b/>
@@ -6227,7 +7874,7 @@
         </w:rPr>
         <w:t>System Testing</w:t>
       </w:r>
-      <w:bookmarkEnd w:id="36"/>
+      <w:bookmarkEnd w:id="34"/>
     </w:p>
     <w:p>
       <w:pPr>
@@ -6237,7 +7884,7 @@
           <w:bCs/>
         </w:rPr>
       </w:pPr>
-      <w:bookmarkStart w:id="37" w:name="_Toc198640478"/>
+      <w:bookmarkStart w:id="35" w:name="_Toc198640478"/>
       <w:r>
         <w:rPr>
           <w:b/>
@@ -6245,7 +7892,7 @@
         </w:rPr>
         <w:t>Unit Tasting</w:t>
       </w:r>
-      <w:bookmarkEnd w:id="37"/>
+      <w:bookmarkEnd w:id="35"/>
     </w:p>
     <w:p>
       <w:pPr>
@@ -6255,7 +7902,7 @@
           <w:bCs/>
         </w:rPr>
       </w:pPr>
-      <w:bookmarkStart w:id="38" w:name="_Toc198640479"/>
+      <w:bookmarkStart w:id="36" w:name="_Toc198640479"/>
       <w:r>
         <w:rPr>
           <w:b/>
@@ -6263,7 +7910,7 @@
         </w:rPr>
         <w:t>System Testing</w:t>
       </w:r>
-      <w:bookmarkEnd w:id="38"/>
+      <w:bookmarkEnd w:id="36"/>
     </w:p>
     <w:p>
       <w:pPr>
@@ -6273,7 +7920,7 @@
           <w:bCs/>
         </w:rPr>
       </w:pPr>
-      <w:bookmarkStart w:id="39" w:name="_Toc198640480"/>
+      <w:bookmarkStart w:id="37" w:name="_Toc198640480"/>
       <w:r>
         <w:rPr>
           <w:b/>
@@ -6281,7 +7928,7 @@
         </w:rPr>
         <w:t>Unit Testing</w:t>
       </w:r>
-      <w:bookmarkEnd w:id="39"/>
+      <w:bookmarkEnd w:id="37"/>
     </w:p>
     <w:p>
       <w:pPr>
@@ -6325,7 +7972,7 @@
           <w:szCs w:val="34"/>
         </w:rPr>
       </w:pPr>
-      <w:bookmarkStart w:id="40" w:name="_Toc198640481"/>
+      <w:bookmarkStart w:id="38" w:name="_Toc198640481"/>
       <w:r>
         <w:rPr>
           <w:rFonts w:ascii="Arial Nova" w:eastAsia="Times New Roman" w:hAnsi="Arial Nova" w:cs="Times New Roman"/>
@@ -6335,7 +7982,7 @@
         </w:rPr>
         <w:t>7. Documentation</w:t>
       </w:r>
-      <w:bookmarkEnd w:id="40"/>
+      <w:bookmarkEnd w:id="38"/>
     </w:p>
     <w:p>
       <w:pPr>
@@ -6348,9 +7995,9 @@
           <w:color w:val="auto"/>
         </w:rPr>
       </w:pPr>
-      <w:bookmarkStart w:id="41" w:name="_xysen8mcoto4" w:colFirst="0" w:colLast="0"/>
-      <w:bookmarkStart w:id="42" w:name="_Toc198640482"/>
-      <w:bookmarkEnd w:id="41"/>
+      <w:bookmarkStart w:id="39" w:name="_xysen8mcoto4" w:colFirst="0" w:colLast="0"/>
+      <w:bookmarkStart w:id="40" w:name="_Toc198640482"/>
+      <w:bookmarkEnd w:id="39"/>
       <w:r>
         <w:rPr>
           <w:rFonts w:ascii="Arial Nova" w:eastAsia="Times New Roman" w:hAnsi="Arial Nova" w:cs="Times New Roman"/>
@@ -6359,7 +8006,7 @@
         </w:rPr>
         <w:t>7.1. System Documentation</w:t>
       </w:r>
-      <w:bookmarkEnd w:id="42"/>
+      <w:bookmarkEnd w:id="40"/>
     </w:p>
     <w:p>
       <w:pPr>
@@ -6375,9 +8022,9 @@
           <w:color w:val="auto"/>
         </w:rPr>
       </w:pPr>
-      <w:bookmarkStart w:id="43" w:name="_aes76m54ubfq" w:colFirst="0" w:colLast="0"/>
-      <w:bookmarkStart w:id="44" w:name="_Toc198640483"/>
-      <w:bookmarkEnd w:id="43"/>
+      <w:bookmarkStart w:id="41" w:name="_aes76m54ubfq" w:colFirst="0" w:colLast="0"/>
+      <w:bookmarkStart w:id="42" w:name="_Toc198640483"/>
+      <w:bookmarkEnd w:id="41"/>
       <w:r>
         <w:rPr>
           <w:rFonts w:ascii="Arial Nova" w:eastAsia="Times New Roman" w:hAnsi="Arial Nova" w:cs="Times New Roman"/>
@@ -6386,9 +8033,9 @@
         </w:rPr>
         <w:t>User manuals</w:t>
       </w:r>
-      <w:bookmarkStart w:id="45" w:name="_zanivkfws3d6" w:colFirst="0" w:colLast="0"/>
-      <w:bookmarkEnd w:id="44"/>
-      <w:bookmarkEnd w:id="45"/>
+      <w:bookmarkStart w:id="43" w:name="_zanivkfws3d6" w:colFirst="0" w:colLast="0"/>
+      <w:bookmarkEnd w:id="42"/>
+      <w:bookmarkEnd w:id="43"/>
       <w:r>
         <w:rPr>
           <w:rFonts w:ascii="Arial Nova" w:hAnsi="Arial Nova"/>
@@ -6408,9 +8055,9 @@
           <w:szCs w:val="24"/>
         </w:rPr>
       </w:pPr>
-      <w:bookmarkStart w:id="46" w:name="_a7k4f0aqmi2" w:colFirst="0" w:colLast="0"/>
-      <w:bookmarkStart w:id="47" w:name="_Toc198640484"/>
-      <w:bookmarkEnd w:id="46"/>
+      <w:bookmarkStart w:id="44" w:name="_a7k4f0aqmi2" w:colFirst="0" w:colLast="0"/>
+      <w:bookmarkStart w:id="45" w:name="_Toc198640484"/>
+      <w:bookmarkEnd w:id="44"/>
       <w:r>
         <w:rPr>
           <w:rFonts w:ascii="Arial Nova" w:eastAsia="Times New Roman" w:hAnsi="Arial Nova" w:cs="Times New Roman"/>
@@ -6422,7 +8069,7 @@
         <w:lastRenderedPageBreak/>
         <w:t>Admin User Manual</w:t>
       </w:r>
-      <w:bookmarkEnd w:id="47"/>
+      <w:bookmarkEnd w:id="45"/>
     </w:p>
     <w:p>
       <w:pPr>
@@ -6454,8 +8101,8 @@
           <w:szCs w:val="24"/>
         </w:rPr>
       </w:pPr>
-      <w:bookmarkStart w:id="48" w:name="_17f0x9hogsqt" w:colFirst="0" w:colLast="0"/>
-      <w:bookmarkEnd w:id="48"/>
+      <w:bookmarkStart w:id="46" w:name="_17f0x9hogsqt" w:colFirst="0" w:colLast="0"/>
+      <w:bookmarkEnd w:id="46"/>
       <w:r>
         <w:rPr>
           <w:rFonts w:ascii="Arial Nova" w:hAnsi="Arial Nova"/>
@@ -6463,7 +8110,7 @@
         </w:rPr>
         <w:tab/>
       </w:r>
-      <w:bookmarkStart w:id="49" w:name="_Toc198640485"/>
+      <w:bookmarkStart w:id="47" w:name="_Toc198640485"/>
       <w:r>
         <w:rPr>
           <w:rFonts w:ascii="Arial Nova" w:eastAsia="Times New Roman" w:hAnsi="Arial Nova" w:cs="Times New Roman"/>
@@ -6474,7 +8121,7 @@
         </w:rPr>
         <w:t>Doctor User Manual</w:t>
       </w:r>
-      <w:bookmarkEnd w:id="49"/>
+      <w:bookmarkEnd w:id="47"/>
     </w:p>
     <w:p>
       <w:pPr>
@@ -6507,9 +8154,9 @@
           <w:szCs w:val="24"/>
         </w:rPr>
       </w:pPr>
-      <w:bookmarkStart w:id="50" w:name="_ca1wjhtgw0hg" w:colFirst="0" w:colLast="0"/>
-      <w:bookmarkStart w:id="51" w:name="_Toc198640486"/>
-      <w:bookmarkEnd w:id="50"/>
+      <w:bookmarkStart w:id="48" w:name="_ca1wjhtgw0hg" w:colFirst="0" w:colLast="0"/>
+      <w:bookmarkStart w:id="49" w:name="_Toc198640486"/>
+      <w:bookmarkEnd w:id="48"/>
       <w:r>
         <w:rPr>
           <w:rFonts w:ascii="Arial Nova" w:eastAsia="Times New Roman" w:hAnsi="Arial Nova" w:cs="Times New Roman"/>
@@ -6520,7 +8167,7 @@
         </w:rPr>
         <w:t>Cashier User Manual</w:t>
       </w:r>
-      <w:bookmarkEnd w:id="51"/>
+      <w:bookmarkEnd w:id="49"/>
     </w:p>
     <w:p>
       <w:pPr>
@@ -6552,11 +8199,11 @@
           <w:szCs w:val="24"/>
         </w:rPr>
       </w:pPr>
-      <w:bookmarkStart w:id="52" w:name="_ktp75524y6g1" w:colFirst="0" w:colLast="0"/>
-      <w:bookmarkStart w:id="53" w:name="_tb5rin3hd4a" w:colFirst="0" w:colLast="0"/>
-      <w:bookmarkStart w:id="54" w:name="_Toc198640487"/>
-      <w:bookmarkEnd w:id="52"/>
-      <w:bookmarkEnd w:id="53"/>
+      <w:bookmarkStart w:id="50" w:name="_ktp75524y6g1" w:colFirst="0" w:colLast="0"/>
+      <w:bookmarkStart w:id="51" w:name="_tb5rin3hd4a" w:colFirst="0" w:colLast="0"/>
+      <w:bookmarkStart w:id="52" w:name="_Toc198640487"/>
+      <w:bookmarkEnd w:id="50"/>
+      <w:bookmarkEnd w:id="51"/>
       <w:r>
         <w:rPr>
           <w:rFonts w:ascii="Arial Nova" w:eastAsia="Times New Roman" w:hAnsi="Arial Nova" w:cs="Times New Roman"/>
@@ -6567,7 +8214,7 @@
         </w:rPr>
         <w:t>Clinic User Manual</w:t>
       </w:r>
-      <w:bookmarkEnd w:id="54"/>
+      <w:bookmarkEnd w:id="52"/>
     </w:p>
     <w:p>
       <w:pPr>
@@ -6599,11 +8246,11 @@
           <w:szCs w:val="24"/>
         </w:rPr>
       </w:pPr>
-      <w:bookmarkStart w:id="55" w:name="_3r9zec3t2k0r" w:colFirst="0" w:colLast="0"/>
-      <w:bookmarkStart w:id="56" w:name="_xp2u6thnwn04" w:colFirst="0" w:colLast="0"/>
-      <w:bookmarkStart w:id="57" w:name="_Toc198640488"/>
-      <w:bookmarkEnd w:id="55"/>
-      <w:bookmarkEnd w:id="56"/>
+      <w:bookmarkStart w:id="53" w:name="_3r9zec3t2k0r" w:colFirst="0" w:colLast="0"/>
+      <w:bookmarkStart w:id="54" w:name="_xp2u6thnwn04" w:colFirst="0" w:colLast="0"/>
+      <w:bookmarkStart w:id="55" w:name="_Toc198640488"/>
+      <w:bookmarkEnd w:id="53"/>
+      <w:bookmarkEnd w:id="54"/>
       <w:r>
         <w:rPr>
           <w:rFonts w:ascii="Arial Nova" w:eastAsia="Times New Roman" w:hAnsi="Arial Nova" w:cs="Times New Roman"/>
@@ -6614,7 +8261,7 @@
         </w:rPr>
         <w:t>Patient User Manual</w:t>
       </w:r>
-      <w:bookmarkEnd w:id="57"/>
+      <w:bookmarkEnd w:id="55"/>
     </w:p>
     <w:p>
       <w:pPr>
@@ -6649,9 +8296,9 @@
           <w:color w:val="auto"/>
         </w:rPr>
       </w:pPr>
-      <w:bookmarkStart w:id="58" w:name="_90aevmkveis3" w:colFirst="0" w:colLast="0"/>
-      <w:bookmarkStart w:id="59" w:name="_Toc198640489"/>
-      <w:bookmarkEnd w:id="58"/>
+      <w:bookmarkStart w:id="56" w:name="_90aevmkveis3" w:colFirst="0" w:colLast="0"/>
+      <w:bookmarkStart w:id="57" w:name="_Toc198640489"/>
+      <w:bookmarkEnd w:id="56"/>
       <w:r>
         <w:rPr>
           <w:rFonts w:ascii="Arial Nova" w:eastAsia="Times New Roman" w:hAnsi="Arial Nova" w:cs="Times New Roman"/>
@@ -6660,7 +8307,7 @@
         </w:rPr>
         <w:t>7.2. Code Documentation</w:t>
       </w:r>
-      <w:bookmarkEnd w:id="59"/>
+      <w:bookmarkEnd w:id="57"/>
     </w:p>
     <w:p>
       <w:pPr>
@@ -6676,9 +8323,9 @@
           <w:color w:val="auto"/>
         </w:rPr>
       </w:pPr>
-      <w:bookmarkStart w:id="60" w:name="_kwfykr6usbb2" w:colFirst="0" w:colLast="0"/>
-      <w:bookmarkStart w:id="61" w:name="_Toc198640490"/>
-      <w:bookmarkEnd w:id="60"/>
+      <w:bookmarkStart w:id="58" w:name="_kwfykr6usbb2" w:colFirst="0" w:colLast="0"/>
+      <w:bookmarkStart w:id="59" w:name="_Toc198640490"/>
+      <w:bookmarkEnd w:id="58"/>
       <w:r>
         <w:rPr>
           <w:rFonts w:ascii="Arial Nova" w:eastAsia="Times New Roman" w:hAnsi="Arial Nova" w:cs="Times New Roman"/>
@@ -6687,7 +8334,7 @@
         </w:rPr>
         <w:t>Explanation of Code Structure</w:t>
       </w:r>
-      <w:bookmarkEnd w:id="61"/>
+      <w:bookmarkEnd w:id="59"/>
     </w:p>
     <w:p>
       <w:pPr>
@@ -6702,9 +8349,9 @@
           <w:color w:val="auto"/>
         </w:rPr>
       </w:pPr>
-      <w:bookmarkStart w:id="62" w:name="_mpkzrjjvf1aj" w:colFirst="0" w:colLast="0"/>
-      <w:bookmarkStart w:id="63" w:name="_Toc198640491"/>
-      <w:bookmarkEnd w:id="62"/>
+      <w:bookmarkStart w:id="60" w:name="_mpkzrjjvf1aj" w:colFirst="0" w:colLast="0"/>
+      <w:bookmarkStart w:id="61" w:name="_Toc198640491"/>
+      <w:bookmarkEnd w:id="60"/>
       <w:r>
         <w:rPr>
           <w:rFonts w:ascii="Arial Nova" w:eastAsia="Times New Roman" w:hAnsi="Arial Nova" w:cs="Times New Roman"/>
@@ -6713,7 +8360,7 @@
         </w:rPr>
         <w:t>Comments and Annotations in the Code</w:t>
       </w:r>
-      <w:bookmarkEnd w:id="63"/>
+      <w:bookmarkEnd w:id="61"/>
       <w:r>
         <w:rPr>
           <w:rFonts w:ascii="Arial Nova" w:eastAsia="Times New Roman" w:hAnsi="Arial Nova" w:cs="Times New Roman"/>
@@ -6735,9 +8382,9 @@
           <w:szCs w:val="24"/>
         </w:rPr>
       </w:pPr>
-      <w:bookmarkStart w:id="64" w:name="_b6rrkk8a1p" w:colFirst="0" w:colLast="0"/>
-      <w:bookmarkStart w:id="65" w:name="_Toc198640492"/>
-      <w:bookmarkEnd w:id="64"/>
+      <w:bookmarkStart w:id="62" w:name="_b6rrkk8a1p" w:colFirst="0" w:colLast="0"/>
+      <w:bookmarkStart w:id="63" w:name="_Toc198640492"/>
+      <w:bookmarkEnd w:id="62"/>
       <w:r>
         <w:rPr>
           <w:rFonts w:ascii="Arial Nova" w:eastAsia="Times New Roman" w:hAnsi="Arial Nova" w:cs="Times New Roman"/>
@@ -6748,7 +8395,7 @@
         </w:rPr>
         <w:t>Admin Dashboard Module</w:t>
       </w:r>
-      <w:bookmarkEnd w:id="65"/>
+      <w:bookmarkEnd w:id="63"/>
     </w:p>
     <w:p>
       <w:pPr>
@@ -6782,9 +8429,9 @@
           <w:szCs w:val="24"/>
         </w:rPr>
       </w:pPr>
-      <w:bookmarkStart w:id="66" w:name="_xo91gl9mpmu8" w:colFirst="0" w:colLast="0"/>
-      <w:bookmarkStart w:id="67" w:name="_Toc198640493"/>
-      <w:bookmarkEnd w:id="66"/>
+      <w:bookmarkStart w:id="64" w:name="_xo91gl9mpmu8" w:colFirst="0" w:colLast="0"/>
+      <w:bookmarkStart w:id="65" w:name="_Toc198640493"/>
+      <w:bookmarkEnd w:id="64"/>
       <w:r>
         <w:rPr>
           <w:rFonts w:ascii="Arial Nova" w:eastAsia="Times New Roman" w:hAnsi="Arial Nova" w:cs="Times New Roman"/>
@@ -6796,7 +8443,7 @@
         <w:lastRenderedPageBreak/>
         <w:t>Dashboard Module</w:t>
       </w:r>
-      <w:bookmarkEnd w:id="67"/>
+      <w:bookmarkEnd w:id="65"/>
     </w:p>
     <w:p>
       <w:pPr>
@@ -6811,9 +8458,9 @@
           <w:szCs w:val="24"/>
         </w:rPr>
       </w:pPr>
-      <w:bookmarkStart w:id="68" w:name="_rp4u5wpbxge8" w:colFirst="0" w:colLast="0"/>
-      <w:bookmarkStart w:id="69" w:name="_Toc198640494"/>
-      <w:bookmarkEnd w:id="68"/>
+      <w:bookmarkStart w:id="66" w:name="_rp4u5wpbxge8" w:colFirst="0" w:colLast="0"/>
+      <w:bookmarkStart w:id="67" w:name="_Toc198640494"/>
+      <w:bookmarkEnd w:id="66"/>
       <w:r>
         <w:rPr>
           <w:rFonts w:ascii="Arial Nova" w:eastAsia="Times New Roman" w:hAnsi="Arial Nova" w:cs="Times New Roman"/>
@@ -6824,7 +8471,7 @@
         </w:rPr>
         <w:t>Users Module</w:t>
       </w:r>
-      <w:bookmarkEnd w:id="69"/>
+      <w:bookmarkEnd w:id="67"/>
     </w:p>
     <w:p>
       <w:pPr>
@@ -6839,9 +8486,9 @@
           <w:szCs w:val="24"/>
         </w:rPr>
       </w:pPr>
-      <w:bookmarkStart w:id="70" w:name="_4q94r7tl3tba" w:colFirst="0" w:colLast="0"/>
-      <w:bookmarkStart w:id="71" w:name="_Toc198640495"/>
-      <w:bookmarkEnd w:id="70"/>
+      <w:bookmarkStart w:id="68" w:name="_4q94r7tl3tba" w:colFirst="0" w:colLast="0"/>
+      <w:bookmarkStart w:id="69" w:name="_Toc198640495"/>
+      <w:bookmarkEnd w:id="68"/>
       <w:r>
         <w:rPr>
           <w:rFonts w:ascii="Arial Nova" w:eastAsia="Times New Roman" w:hAnsi="Arial Nova" w:cs="Times New Roman"/>
@@ -6852,7 +8499,7 @@
         </w:rPr>
         <w:t>Update Details Module</w:t>
       </w:r>
-      <w:bookmarkEnd w:id="71"/>
+      <w:bookmarkEnd w:id="69"/>
     </w:p>
     <w:p>
       <w:pPr>
@@ -6867,9 +8514,9 @@
           <w:szCs w:val="24"/>
         </w:rPr>
       </w:pPr>
-      <w:bookmarkStart w:id="72" w:name="_s8975y5luyvt" w:colFirst="0" w:colLast="0"/>
-      <w:bookmarkStart w:id="73" w:name="_Toc198640496"/>
-      <w:bookmarkEnd w:id="72"/>
+      <w:bookmarkStart w:id="70" w:name="_s8975y5luyvt" w:colFirst="0" w:colLast="0"/>
+      <w:bookmarkStart w:id="71" w:name="_Toc198640496"/>
+      <w:bookmarkEnd w:id="70"/>
       <w:r>
         <w:rPr>
           <w:rFonts w:ascii="Arial Nova" w:eastAsia="Times New Roman" w:hAnsi="Arial Nova" w:cs="Times New Roman"/>
@@ -6880,9 +8527,9 @@
         </w:rPr>
         <w:t>Update Details Action Module</w:t>
       </w:r>
-      <w:bookmarkStart w:id="74" w:name="_fzj6nq5grdwf" w:colFirst="0" w:colLast="0"/>
-      <w:bookmarkEnd w:id="73"/>
-      <w:bookmarkEnd w:id="74"/>
+      <w:bookmarkStart w:id="72" w:name="_fzj6nq5grdwf" w:colFirst="0" w:colLast="0"/>
+      <w:bookmarkEnd w:id="71"/>
+      <w:bookmarkEnd w:id="72"/>
       <w:r>
         <w:rPr>
           <w:rFonts w:ascii="Arial Nova" w:hAnsi="Arial Nova"/>
@@ -6904,9 +8551,9 @@
           <w:szCs w:val="24"/>
         </w:rPr>
       </w:pPr>
-      <w:bookmarkStart w:id="75" w:name="_tmvewepmiimf" w:colFirst="0" w:colLast="0"/>
-      <w:bookmarkStart w:id="76" w:name="_Toc198640497"/>
-      <w:bookmarkEnd w:id="75"/>
+      <w:bookmarkStart w:id="73" w:name="_tmvewepmiimf" w:colFirst="0" w:colLast="0"/>
+      <w:bookmarkStart w:id="74" w:name="_Toc198640497"/>
+      <w:bookmarkEnd w:id="73"/>
       <w:r>
         <w:rPr>
           <w:rFonts w:ascii="Arial Nova" w:eastAsia="Times New Roman" w:hAnsi="Arial Nova" w:cs="Times New Roman"/>
@@ -6918,7 +8565,7 @@
         <w:lastRenderedPageBreak/>
         <w:t>Edit User Module</w:t>
       </w:r>
-      <w:bookmarkEnd w:id="76"/>
+      <w:bookmarkEnd w:id="74"/>
     </w:p>
     <w:p>
       <w:pPr>
@@ -6947,9 +8594,9 @@
           <w:szCs w:val="24"/>
         </w:rPr>
       </w:pPr>
-      <w:bookmarkStart w:id="77" w:name="_8xabp421wo4i" w:colFirst="0" w:colLast="0"/>
-      <w:bookmarkStart w:id="78" w:name="_Toc198640498"/>
-      <w:bookmarkEnd w:id="77"/>
+      <w:bookmarkStart w:id="75" w:name="_8xabp421wo4i" w:colFirst="0" w:colLast="0"/>
+      <w:bookmarkStart w:id="76" w:name="_Toc198640498"/>
+      <w:bookmarkEnd w:id="75"/>
       <w:r>
         <w:rPr>
           <w:rFonts w:ascii="Arial Nova" w:eastAsia="Times New Roman" w:hAnsi="Arial Nova" w:cs="Times New Roman"/>
@@ -6960,7 +8607,7 @@
         </w:rPr>
         <w:t>Delete User Module</w:t>
       </w:r>
-      <w:bookmarkEnd w:id="78"/>
+      <w:bookmarkEnd w:id="76"/>
     </w:p>
     <w:p>
       <w:pPr>
@@ -6975,7 +8622,7 @@
           <w:szCs w:val="34"/>
         </w:rPr>
       </w:pPr>
-      <w:bookmarkStart w:id="79" w:name="_Toc198640499"/>
+      <w:bookmarkStart w:id="77" w:name="_Toc198640499"/>
       <w:r>
         <w:rPr>
           <w:rFonts w:ascii="Arial Nova" w:eastAsia="Times New Roman" w:hAnsi="Arial Nova" w:cs="Times New Roman"/>
@@ -6985,7 +8632,7 @@
         </w:rPr>
         <w:t>8. Implementation and Management</w:t>
       </w:r>
-      <w:bookmarkEnd w:id="79"/>
+      <w:bookmarkEnd w:id="77"/>
     </w:p>
     <w:p>
       <w:pPr>
@@ -6997,7 +8644,7 @@
           <w:color w:val="auto"/>
         </w:rPr>
       </w:pPr>
-      <w:bookmarkStart w:id="80" w:name="_Toc198640500"/>
+      <w:bookmarkStart w:id="78" w:name="_Toc198640500"/>
       <w:r>
         <w:rPr>
           <w:rFonts w:ascii="Arial Nova" w:eastAsia="Times New Roman" w:hAnsi="Arial Nova" w:cs="Times New Roman"/>
@@ -7006,7 +8653,7 @@
         </w:rPr>
         <w:t>8.1. Implementation Plan</w:t>
       </w:r>
-      <w:bookmarkEnd w:id="80"/>
+      <w:bookmarkEnd w:id="78"/>
     </w:p>
     <w:p>
       <w:pPr>
@@ -7022,7 +8669,7 @@
           <w:color w:val="auto"/>
         </w:rPr>
       </w:pPr>
-      <w:bookmarkStart w:id="81" w:name="_Toc198640501"/>
+      <w:bookmarkStart w:id="79" w:name="_Toc198640501"/>
       <w:r>
         <w:rPr>
           <w:rFonts w:ascii="Arial Nova" w:eastAsia="Times New Roman" w:hAnsi="Arial Nova" w:cs="Times New Roman"/>
@@ -7031,7 +8678,7 @@
         </w:rPr>
         <w:t>Steps and timelines for implementation</w:t>
       </w:r>
-      <w:bookmarkEnd w:id="81"/>
+      <w:bookmarkEnd w:id="79"/>
     </w:p>
     <w:p>
       <w:pPr>
@@ -7044,8 +8691,8 @@
           <w:color w:val="auto"/>
         </w:rPr>
       </w:pPr>
-      <w:bookmarkStart w:id="82" w:name="_eg1k8rqxwfg7" w:colFirst="0" w:colLast="0"/>
-      <w:bookmarkEnd w:id="82"/>
+      <w:bookmarkStart w:id="80" w:name="_eg1k8rqxwfg7" w:colFirst="0" w:colLast="0"/>
+      <w:bookmarkEnd w:id="80"/>
       <w:r>
         <w:rPr>
           <w:rFonts w:ascii="Arial Nova" w:hAnsi="Arial Nova"/>
@@ -7068,7 +8715,7 @@
           <w:color w:val="auto"/>
         </w:rPr>
       </w:pPr>
-      <w:bookmarkStart w:id="83" w:name="_Toc198640502"/>
+      <w:bookmarkStart w:id="81" w:name="_Toc198640502"/>
       <w:r>
         <w:rPr>
           <w:rFonts w:ascii="Arial Nova" w:eastAsia="Times New Roman" w:hAnsi="Arial Nova" w:cs="Times New Roman"/>
@@ -7078,7 +8725,7 @@
         <w:lastRenderedPageBreak/>
         <w:t>Resources allocated</w:t>
       </w:r>
-      <w:bookmarkEnd w:id="83"/>
+      <w:bookmarkEnd w:id="81"/>
     </w:p>
     <w:p>
       <w:pPr>
@@ -7090,7 +8737,7 @@
           <w:color w:val="auto"/>
         </w:rPr>
       </w:pPr>
-      <w:bookmarkStart w:id="84" w:name="_Toc198640503"/>
+      <w:bookmarkStart w:id="82" w:name="_Toc198640503"/>
       <w:r>
         <w:rPr>
           <w:rFonts w:ascii="Arial Nova" w:eastAsia="Times New Roman" w:hAnsi="Arial Nova" w:cs="Times New Roman"/>
@@ -7099,7 +8746,7 @@
         </w:rPr>
         <w:t>8.2. Project Management</w:t>
       </w:r>
-      <w:bookmarkEnd w:id="84"/>
+      <w:bookmarkEnd w:id="82"/>
     </w:p>
     <w:p>
       <w:pPr>
@@ -7115,7 +8762,7 @@
           <w:color w:val="auto"/>
         </w:rPr>
       </w:pPr>
-      <w:bookmarkStart w:id="85" w:name="_Toc198640504"/>
+      <w:bookmarkStart w:id="83" w:name="_Toc198640504"/>
       <w:r>
         <w:rPr>
           <w:rFonts w:ascii="Arial Nova" w:eastAsia="Times New Roman" w:hAnsi="Arial Nova" w:cs="Times New Roman"/>
@@ -7124,7 +8771,7 @@
         </w:rPr>
         <w:t>Management Strategies and Tools</w:t>
       </w:r>
-      <w:bookmarkEnd w:id="85"/>
+      <w:bookmarkEnd w:id="83"/>
     </w:p>
     <w:p>
       <w:pPr>
@@ -7140,7 +8787,7 @@
           <w:color w:val="auto"/>
         </w:rPr>
       </w:pPr>
-      <w:bookmarkStart w:id="86" w:name="_Toc198640505"/>
+      <w:bookmarkStart w:id="84" w:name="_Toc198640505"/>
       <w:r>
         <w:rPr>
           <w:rFonts w:ascii="Arial Nova" w:eastAsia="Times New Roman" w:hAnsi="Arial Nova" w:cs="Times New Roman"/>
@@ -7149,7 +8796,7 @@
         </w:rPr>
         <w:t>Project Management Tools</w:t>
       </w:r>
-      <w:bookmarkEnd w:id="86"/>
+      <w:bookmarkEnd w:id="84"/>
     </w:p>
     <w:p>
       <w:pPr>
@@ -7165,7 +8812,7 @@
           <w:color w:val="auto"/>
         </w:rPr>
       </w:pPr>
-      <w:bookmarkStart w:id="87" w:name="_Toc198640506"/>
+      <w:bookmarkStart w:id="85" w:name="_Toc198640506"/>
       <w:r>
         <w:rPr>
           <w:rFonts w:ascii="Arial Nova" w:eastAsia="Times New Roman" w:hAnsi="Arial Nova" w:cs="Times New Roman"/>
@@ -7174,7 +8821,7 @@
         </w:rPr>
         <w:t>Team roles and responsibilities</w:t>
       </w:r>
-      <w:bookmarkEnd w:id="87"/>
+      <w:bookmarkEnd w:id="85"/>
     </w:p>
     <w:p>
       <w:pPr>
@@ -7204,7 +8851,7 @@
           <w:szCs w:val="34"/>
         </w:rPr>
       </w:pPr>
-      <w:bookmarkStart w:id="88" w:name="_Toc198640507"/>
+      <w:bookmarkStart w:id="86" w:name="_Toc198640507"/>
       <w:r>
         <w:rPr>
           <w:rFonts w:ascii="Arial Nova" w:eastAsia="Times New Roman" w:hAnsi="Arial Nova" w:cs="Times New Roman"/>
@@ -7215,7 +8862,7 @@
         <w:lastRenderedPageBreak/>
         <w:t>9. Teamwork and Collaboration</w:t>
       </w:r>
-      <w:bookmarkEnd w:id="88"/>
+      <w:bookmarkEnd w:id="86"/>
     </w:p>
     <w:p>
       <w:pPr>
@@ -7230,7 +8877,7 @@
           <w:szCs w:val="34"/>
         </w:rPr>
       </w:pPr>
-      <w:bookmarkStart w:id="89" w:name="_Toc198640508"/>
+      <w:bookmarkStart w:id="87" w:name="_Toc198640508"/>
       <w:r>
         <w:rPr>
           <w:rFonts w:ascii="Arial Nova" w:eastAsia="Times New Roman" w:hAnsi="Arial Nova" w:cs="Times New Roman"/>
@@ -7240,7 +8887,7 @@
         </w:rPr>
         <w:t>10. Final Evaluation</w:t>
       </w:r>
-      <w:bookmarkEnd w:id="89"/>
+      <w:bookmarkEnd w:id="87"/>
     </w:p>
     <w:p>
       <w:pPr>
@@ -7255,7 +8902,7 @@
           <w:szCs w:val="34"/>
         </w:rPr>
       </w:pPr>
-      <w:bookmarkStart w:id="90" w:name="_Toc198640509"/>
+      <w:bookmarkStart w:id="88" w:name="_Toc198640509"/>
       <w:r>
         <w:rPr>
           <w:rFonts w:ascii="Arial Nova" w:eastAsia="Times New Roman" w:hAnsi="Arial Nova" w:cs="Times New Roman"/>
@@ -7265,7 +8912,7 @@
         </w:rPr>
         <w:t>11. Conclusion</w:t>
       </w:r>
-      <w:bookmarkEnd w:id="90"/>
+      <w:bookmarkEnd w:id="88"/>
     </w:p>
     <w:p>
       <w:pPr>
@@ -7304,7 +8951,7 @@
       </w:pPr>
     </w:p>
     <w:sectPr>
-      <w:headerReference w:type="default" r:id="rId8"/>
+      <w:headerReference w:type="default" r:id="rId21"/>
       <w:pgSz w:w="11909" w:h="16834"/>
       <w:pgMar w:top="1440" w:right="1440" w:bottom="948" w:left="1440" w:header="720" w:footer="720" w:gutter="0"/>
       <w:pgNumType w:start="1"/>
@@ -7803,6 +9450,119 @@
     </w:lvl>
   </w:abstractNum>
   <w:abstractNum w:abstractNumId="4" w15:restartNumberingAfterBreak="0">
+    <w:nsid w:val="07236D4A"/>
+    <w:multiLevelType w:val="hybridMultilevel"/>
+    <w:tmpl w:val="8E1E9A0C"/>
+    <w:lvl w:ilvl="0" w:tplc="168A2B04">
+      <w:start w:val="5"/>
+      <w:numFmt w:val="bullet"/>
+      <w:lvlText w:val="-"/>
+      <w:lvlJc w:val="left"/>
+      <w:pPr>
+        <w:ind w:left="720" w:hanging="360"/>
+      </w:pPr>
+      <w:rPr>
+        <w:rFonts w:ascii="Arial" w:eastAsia="Arial" w:hAnsi="Arial" w:cs="Arial" w:hint="default"/>
+      </w:rPr>
+    </w:lvl>
+    <w:lvl w:ilvl="1" w:tplc="08090003" w:tentative="1">
+      <w:start w:val="1"/>
+      <w:numFmt w:val="bullet"/>
+      <w:lvlText w:val="o"/>
+      <w:lvlJc w:val="left"/>
+      <w:pPr>
+        <w:ind w:left="1440" w:hanging="360"/>
+      </w:pPr>
+      <w:rPr>
+        <w:rFonts w:ascii="Courier New" w:hAnsi="Courier New" w:hint="default"/>
+      </w:rPr>
+    </w:lvl>
+    <w:lvl w:ilvl="2" w:tplc="08090005" w:tentative="1">
+      <w:start w:val="1"/>
+      <w:numFmt w:val="bullet"/>
+      <w:lvlText w:val=""/>
+      <w:lvlJc w:val="left"/>
+      <w:pPr>
+        <w:ind w:left="2160" w:hanging="360"/>
+      </w:pPr>
+      <w:rPr>
+        <w:rFonts w:ascii="Wingdings" w:hAnsi="Wingdings" w:hint="default"/>
+      </w:rPr>
+    </w:lvl>
+    <w:lvl w:ilvl="3" w:tplc="08090001" w:tentative="1">
+      <w:start w:val="1"/>
+      <w:numFmt w:val="bullet"/>
+      <w:lvlText w:val=""/>
+      <w:lvlJc w:val="left"/>
+      <w:pPr>
+        <w:ind w:left="2880" w:hanging="360"/>
+      </w:pPr>
+      <w:rPr>
+        <w:rFonts w:ascii="Symbol" w:hAnsi="Symbol" w:hint="default"/>
+      </w:rPr>
+    </w:lvl>
+    <w:lvl w:ilvl="4" w:tplc="08090003" w:tentative="1">
+      <w:start w:val="1"/>
+      <w:numFmt w:val="bullet"/>
+      <w:lvlText w:val="o"/>
+      <w:lvlJc w:val="left"/>
+      <w:pPr>
+        <w:ind w:left="3600" w:hanging="360"/>
+      </w:pPr>
+      <w:rPr>
+        <w:rFonts w:ascii="Courier New" w:hAnsi="Courier New" w:hint="default"/>
+      </w:rPr>
+    </w:lvl>
+    <w:lvl w:ilvl="5" w:tplc="08090005" w:tentative="1">
+      <w:start w:val="1"/>
+      <w:numFmt w:val="bullet"/>
+      <w:lvlText w:val=""/>
+      <w:lvlJc w:val="left"/>
+      <w:pPr>
+        <w:ind w:left="4320" w:hanging="360"/>
+      </w:pPr>
+      <w:rPr>
+        <w:rFonts w:ascii="Wingdings" w:hAnsi="Wingdings" w:hint="default"/>
+      </w:rPr>
+    </w:lvl>
+    <w:lvl w:ilvl="6" w:tplc="08090001" w:tentative="1">
+      <w:start w:val="1"/>
+      <w:numFmt w:val="bullet"/>
+      <w:lvlText w:val=""/>
+      <w:lvlJc w:val="left"/>
+      <w:pPr>
+        <w:ind w:left="5040" w:hanging="360"/>
+      </w:pPr>
+      <w:rPr>
+        <w:rFonts w:ascii="Symbol" w:hAnsi="Symbol" w:hint="default"/>
+      </w:rPr>
+    </w:lvl>
+    <w:lvl w:ilvl="7" w:tplc="08090003" w:tentative="1">
+      <w:start w:val="1"/>
+      <w:numFmt w:val="bullet"/>
+      <w:lvlText w:val="o"/>
+      <w:lvlJc w:val="left"/>
+      <w:pPr>
+        <w:ind w:left="5760" w:hanging="360"/>
+      </w:pPr>
+      <w:rPr>
+        <w:rFonts w:ascii="Courier New" w:hAnsi="Courier New" w:hint="default"/>
+      </w:rPr>
+    </w:lvl>
+    <w:lvl w:ilvl="8" w:tplc="08090005" w:tentative="1">
+      <w:start w:val="1"/>
+      <w:numFmt w:val="bullet"/>
+      <w:lvlText w:val=""/>
+      <w:lvlJc w:val="left"/>
+      <w:pPr>
+        <w:ind w:left="6480" w:hanging="360"/>
+      </w:pPr>
+      <w:rPr>
+        <w:rFonts w:ascii="Wingdings" w:hAnsi="Wingdings" w:hint="default"/>
+      </w:rPr>
+    </w:lvl>
+  </w:abstractNum>
+  <w:abstractNum w:abstractNumId="5" w15:restartNumberingAfterBreak="0">
     <w:nsid w:val="0B160B6F"/>
     <w:multiLevelType w:val="multilevel"/>
     <w:tmpl w:val="86FCE632"/>
@@ -7915,7 +9675,7 @@
       </w:rPr>
     </w:lvl>
   </w:abstractNum>
-  <w:abstractNum w:abstractNumId="5" w15:restartNumberingAfterBreak="0">
+  <w:abstractNum w:abstractNumId="6" w15:restartNumberingAfterBreak="0">
     <w:nsid w:val="0B7C49C6"/>
     <w:multiLevelType w:val="multilevel"/>
     <w:tmpl w:val="008AF2AC"/>
@@ -8028,7 +9788,7 @@
       </w:rPr>
     </w:lvl>
   </w:abstractNum>
-  <w:abstractNum w:abstractNumId="6" w15:restartNumberingAfterBreak="0">
+  <w:abstractNum w:abstractNumId="7" w15:restartNumberingAfterBreak="0">
     <w:nsid w:val="147F09A1"/>
     <w:multiLevelType w:val="multilevel"/>
     <w:tmpl w:val="383CD0A8"/>
@@ -8141,7 +9901,7 @@
       </w:rPr>
     </w:lvl>
   </w:abstractNum>
-  <w:abstractNum w:abstractNumId="7" w15:restartNumberingAfterBreak="0">
+  <w:abstractNum w:abstractNumId="8" w15:restartNumberingAfterBreak="0">
     <w:nsid w:val="15801089"/>
     <w:multiLevelType w:val="multilevel"/>
     <w:tmpl w:val="FE5A6A36"/>
@@ -8254,7 +10014,7 @@
       </w:rPr>
     </w:lvl>
   </w:abstractNum>
-  <w:abstractNum w:abstractNumId="8" w15:restartNumberingAfterBreak="0">
+  <w:abstractNum w:abstractNumId="9" w15:restartNumberingAfterBreak="0">
     <w:nsid w:val="19296413"/>
     <w:multiLevelType w:val="multilevel"/>
     <w:tmpl w:val="03682E6C"/>
@@ -8367,7 +10127,96 @@
       </w:rPr>
     </w:lvl>
   </w:abstractNum>
-  <w:abstractNum w:abstractNumId="9" w15:restartNumberingAfterBreak="0">
+  <w:abstractNum w:abstractNumId="10" w15:restartNumberingAfterBreak="0">
+    <w:nsid w:val="1D835715"/>
+    <w:multiLevelType w:val="hybridMultilevel"/>
+    <w:tmpl w:val="365CF2FE"/>
+    <w:lvl w:ilvl="0" w:tplc="0809000F">
+      <w:start w:val="1"/>
+      <w:numFmt w:val="decimal"/>
+      <w:lvlText w:val="%1."/>
+      <w:lvlJc w:val="left"/>
+      <w:pPr>
+        <w:ind w:left="720" w:hanging="360"/>
+      </w:pPr>
+      <w:rPr>
+        <w:rFonts w:hint="default"/>
+      </w:rPr>
+    </w:lvl>
+    <w:lvl w:ilvl="1" w:tplc="08090019" w:tentative="1">
+      <w:start w:val="1"/>
+      <w:numFmt w:val="lowerLetter"/>
+      <w:lvlText w:val="%2."/>
+      <w:lvlJc w:val="left"/>
+      <w:pPr>
+        <w:ind w:left="1440" w:hanging="360"/>
+      </w:pPr>
+    </w:lvl>
+    <w:lvl w:ilvl="2" w:tplc="0809001B" w:tentative="1">
+      <w:start w:val="1"/>
+      <w:numFmt w:val="lowerRoman"/>
+      <w:lvlText w:val="%3."/>
+      <w:lvlJc w:val="right"/>
+      <w:pPr>
+        <w:ind w:left="2160" w:hanging="180"/>
+      </w:pPr>
+    </w:lvl>
+    <w:lvl w:ilvl="3" w:tplc="0809000F" w:tentative="1">
+      <w:start w:val="1"/>
+      <w:numFmt w:val="decimal"/>
+      <w:lvlText w:val="%4."/>
+      <w:lvlJc w:val="left"/>
+      <w:pPr>
+        <w:ind w:left="2880" w:hanging="360"/>
+      </w:pPr>
+    </w:lvl>
+    <w:lvl w:ilvl="4" w:tplc="08090019" w:tentative="1">
+      <w:start w:val="1"/>
+      <w:numFmt w:val="lowerLetter"/>
+      <w:lvlText w:val="%5."/>
+      <w:lvlJc w:val="left"/>
+      <w:pPr>
+        <w:ind w:left="3600" w:hanging="360"/>
+      </w:pPr>
+    </w:lvl>
+    <w:lvl w:ilvl="5" w:tplc="0809001B" w:tentative="1">
+      <w:start w:val="1"/>
+      <w:numFmt w:val="lowerRoman"/>
+      <w:lvlText w:val="%6."/>
+      <w:lvlJc w:val="right"/>
+      <w:pPr>
+        <w:ind w:left="4320" w:hanging="180"/>
+      </w:pPr>
+    </w:lvl>
+    <w:lvl w:ilvl="6" w:tplc="0809000F" w:tentative="1">
+      <w:start w:val="1"/>
+      <w:numFmt w:val="decimal"/>
+      <w:lvlText w:val="%7."/>
+      <w:lvlJc w:val="left"/>
+      <w:pPr>
+        <w:ind w:left="5040" w:hanging="360"/>
+      </w:pPr>
+    </w:lvl>
+    <w:lvl w:ilvl="7" w:tplc="08090019" w:tentative="1">
+      <w:start w:val="1"/>
+      <w:numFmt w:val="lowerLetter"/>
+      <w:lvlText w:val="%8."/>
+      <w:lvlJc w:val="left"/>
+      <w:pPr>
+        <w:ind w:left="5760" w:hanging="360"/>
+      </w:pPr>
+    </w:lvl>
+    <w:lvl w:ilvl="8" w:tplc="0809001B" w:tentative="1">
+      <w:start w:val="1"/>
+      <w:numFmt w:val="lowerRoman"/>
+      <w:lvlText w:val="%9."/>
+      <w:lvlJc w:val="right"/>
+      <w:pPr>
+        <w:ind w:left="6480" w:hanging="180"/>
+      </w:pPr>
+    </w:lvl>
+  </w:abstractNum>
+  <w:abstractNum w:abstractNumId="11" w15:restartNumberingAfterBreak="0">
     <w:nsid w:val="1E567748"/>
     <w:multiLevelType w:val="multilevel"/>
     <w:tmpl w:val="C94AA606"/>
@@ -8480,7 +10329,7 @@
       </w:rPr>
     </w:lvl>
   </w:abstractNum>
-  <w:abstractNum w:abstractNumId="10" w15:restartNumberingAfterBreak="0">
+  <w:abstractNum w:abstractNumId="12" w15:restartNumberingAfterBreak="0">
     <w:nsid w:val="1EED2F79"/>
     <w:multiLevelType w:val="multilevel"/>
     <w:tmpl w:val="C618FDCA"/>
@@ -8593,7 +10442,7 @@
       </w:rPr>
     </w:lvl>
   </w:abstractNum>
-  <w:abstractNum w:abstractNumId="11" w15:restartNumberingAfterBreak="0">
+  <w:abstractNum w:abstractNumId="13" w15:restartNumberingAfterBreak="0">
     <w:nsid w:val="2110275A"/>
     <w:multiLevelType w:val="multilevel"/>
     <w:tmpl w:val="B8E0E556"/>
@@ -8706,7 +10555,7 @@
       </w:rPr>
     </w:lvl>
   </w:abstractNum>
-  <w:abstractNum w:abstractNumId="12" w15:restartNumberingAfterBreak="0">
+  <w:abstractNum w:abstractNumId="14" w15:restartNumberingAfterBreak="0">
     <w:nsid w:val="21A26FD8"/>
     <w:multiLevelType w:val="multilevel"/>
     <w:tmpl w:val="0000552C"/>
@@ -8819,7 +10668,7 @@
       </w:rPr>
     </w:lvl>
   </w:abstractNum>
-  <w:abstractNum w:abstractNumId="13" w15:restartNumberingAfterBreak="0">
+  <w:abstractNum w:abstractNumId="15" w15:restartNumberingAfterBreak="0">
     <w:nsid w:val="22570E52"/>
     <w:multiLevelType w:val="multilevel"/>
     <w:tmpl w:val="1288687E"/>
@@ -8934,7 +10783,7 @@
       </w:rPr>
     </w:lvl>
   </w:abstractNum>
-  <w:abstractNum w:abstractNumId="14" w15:restartNumberingAfterBreak="0">
+  <w:abstractNum w:abstractNumId="16" w15:restartNumberingAfterBreak="0">
     <w:nsid w:val="24BC6924"/>
     <w:multiLevelType w:val="hybridMultilevel"/>
     <w:tmpl w:val="C254B294"/>
@@ -9025,7 +10874,96 @@
       </w:pPr>
     </w:lvl>
   </w:abstractNum>
-  <w:abstractNum w:abstractNumId="15" w15:restartNumberingAfterBreak="0">
+  <w:abstractNum w:abstractNumId="17" w15:restartNumberingAfterBreak="0">
+    <w:nsid w:val="29D91CBA"/>
+    <w:multiLevelType w:val="hybridMultilevel"/>
+    <w:tmpl w:val="48D0E93E"/>
+    <w:lvl w:ilvl="0" w:tplc="0809000F">
+      <w:start w:val="1"/>
+      <w:numFmt w:val="decimal"/>
+      <w:lvlText w:val="%1."/>
+      <w:lvlJc w:val="left"/>
+      <w:pPr>
+        <w:ind w:left="720" w:hanging="360"/>
+      </w:pPr>
+      <w:rPr>
+        <w:rFonts w:hint="default"/>
+      </w:rPr>
+    </w:lvl>
+    <w:lvl w:ilvl="1" w:tplc="08090019" w:tentative="1">
+      <w:start w:val="1"/>
+      <w:numFmt w:val="lowerLetter"/>
+      <w:lvlText w:val="%2."/>
+      <w:lvlJc w:val="left"/>
+      <w:pPr>
+        <w:ind w:left="1440" w:hanging="360"/>
+      </w:pPr>
+    </w:lvl>
+    <w:lvl w:ilvl="2" w:tplc="0809001B" w:tentative="1">
+      <w:start w:val="1"/>
+      <w:numFmt w:val="lowerRoman"/>
+      <w:lvlText w:val="%3."/>
+      <w:lvlJc w:val="right"/>
+      <w:pPr>
+        <w:ind w:left="2160" w:hanging="180"/>
+      </w:pPr>
+    </w:lvl>
+    <w:lvl w:ilvl="3" w:tplc="0809000F" w:tentative="1">
+      <w:start w:val="1"/>
+      <w:numFmt w:val="decimal"/>
+      <w:lvlText w:val="%4."/>
+      <w:lvlJc w:val="left"/>
+      <w:pPr>
+        <w:ind w:left="2880" w:hanging="360"/>
+      </w:pPr>
+    </w:lvl>
+    <w:lvl w:ilvl="4" w:tplc="08090019" w:tentative="1">
+      <w:start w:val="1"/>
+      <w:numFmt w:val="lowerLetter"/>
+      <w:lvlText w:val="%5."/>
+      <w:lvlJc w:val="left"/>
+      <w:pPr>
+        <w:ind w:left="3600" w:hanging="360"/>
+      </w:pPr>
+    </w:lvl>
+    <w:lvl w:ilvl="5" w:tplc="0809001B" w:tentative="1">
+      <w:start w:val="1"/>
+      <w:numFmt w:val="lowerRoman"/>
+      <w:lvlText w:val="%6."/>
+      <w:lvlJc w:val="right"/>
+      <w:pPr>
+        <w:ind w:left="4320" w:hanging="180"/>
+      </w:pPr>
+    </w:lvl>
+    <w:lvl w:ilvl="6" w:tplc="0809000F" w:tentative="1">
+      <w:start w:val="1"/>
+      <w:numFmt w:val="decimal"/>
+      <w:lvlText w:val="%7."/>
+      <w:lvlJc w:val="left"/>
+      <w:pPr>
+        <w:ind w:left="5040" w:hanging="360"/>
+      </w:pPr>
+    </w:lvl>
+    <w:lvl w:ilvl="7" w:tplc="08090019" w:tentative="1">
+      <w:start w:val="1"/>
+      <w:numFmt w:val="lowerLetter"/>
+      <w:lvlText w:val="%8."/>
+      <w:lvlJc w:val="left"/>
+      <w:pPr>
+        <w:ind w:left="5760" w:hanging="360"/>
+      </w:pPr>
+    </w:lvl>
+    <w:lvl w:ilvl="8" w:tplc="0809001B" w:tentative="1">
+      <w:start w:val="1"/>
+      <w:numFmt w:val="lowerRoman"/>
+      <w:lvlText w:val="%9."/>
+      <w:lvlJc w:val="right"/>
+      <w:pPr>
+        <w:ind w:left="6480" w:hanging="180"/>
+      </w:pPr>
+    </w:lvl>
+  </w:abstractNum>
+  <w:abstractNum w:abstractNumId="18" w15:restartNumberingAfterBreak="0">
     <w:nsid w:val="2B424303"/>
     <w:multiLevelType w:val="multilevel"/>
     <w:tmpl w:val="39F25F22"/>
@@ -9138,7 +11076,96 @@
       </w:rPr>
     </w:lvl>
   </w:abstractNum>
-  <w:abstractNum w:abstractNumId="16" w15:restartNumberingAfterBreak="0">
+  <w:abstractNum w:abstractNumId="19" w15:restartNumberingAfterBreak="0">
+    <w:nsid w:val="2D4F64A5"/>
+    <w:multiLevelType w:val="hybridMultilevel"/>
+    <w:tmpl w:val="8D4AE9D4"/>
+    <w:lvl w:ilvl="0" w:tplc="8AE4CAE0">
+      <w:start w:val="1"/>
+      <w:numFmt w:val="decimal"/>
+      <w:lvlText w:val="%1."/>
+      <w:lvlJc w:val="left"/>
+      <w:pPr>
+        <w:ind w:left="1080" w:hanging="360"/>
+      </w:pPr>
+      <w:rPr>
+        <w:rFonts w:hint="default"/>
+      </w:rPr>
+    </w:lvl>
+    <w:lvl w:ilvl="1" w:tplc="08090019" w:tentative="1">
+      <w:start w:val="1"/>
+      <w:numFmt w:val="lowerLetter"/>
+      <w:lvlText w:val="%2."/>
+      <w:lvlJc w:val="left"/>
+      <w:pPr>
+        <w:ind w:left="1800" w:hanging="360"/>
+      </w:pPr>
+    </w:lvl>
+    <w:lvl w:ilvl="2" w:tplc="0809001B" w:tentative="1">
+      <w:start w:val="1"/>
+      <w:numFmt w:val="lowerRoman"/>
+      <w:lvlText w:val="%3."/>
+      <w:lvlJc w:val="right"/>
+      <w:pPr>
+        <w:ind w:left="2520" w:hanging="180"/>
+      </w:pPr>
+    </w:lvl>
+    <w:lvl w:ilvl="3" w:tplc="0809000F" w:tentative="1">
+      <w:start w:val="1"/>
+      <w:numFmt w:val="decimal"/>
+      <w:lvlText w:val="%4."/>
+      <w:lvlJc w:val="left"/>
+      <w:pPr>
+        <w:ind w:left="3240" w:hanging="360"/>
+      </w:pPr>
+    </w:lvl>
+    <w:lvl w:ilvl="4" w:tplc="08090019" w:tentative="1">
+      <w:start w:val="1"/>
+      <w:numFmt w:val="lowerLetter"/>
+      <w:lvlText w:val="%5."/>
+      <w:lvlJc w:val="left"/>
+      <w:pPr>
+        <w:ind w:left="3960" w:hanging="360"/>
+      </w:pPr>
+    </w:lvl>
+    <w:lvl w:ilvl="5" w:tplc="0809001B" w:tentative="1">
+      <w:start w:val="1"/>
+      <w:numFmt w:val="lowerRoman"/>
+      <w:lvlText w:val="%6."/>
+      <w:lvlJc w:val="right"/>
+      <w:pPr>
+        <w:ind w:left="4680" w:hanging="180"/>
+      </w:pPr>
+    </w:lvl>
+    <w:lvl w:ilvl="6" w:tplc="0809000F" w:tentative="1">
+      <w:start w:val="1"/>
+      <w:numFmt w:val="decimal"/>
+      <w:lvlText w:val="%7."/>
+      <w:lvlJc w:val="left"/>
+      <w:pPr>
+        <w:ind w:left="5400" w:hanging="360"/>
+      </w:pPr>
+    </w:lvl>
+    <w:lvl w:ilvl="7" w:tplc="08090019" w:tentative="1">
+      <w:start w:val="1"/>
+      <w:numFmt w:val="lowerLetter"/>
+      <w:lvlText w:val="%8."/>
+      <w:lvlJc w:val="left"/>
+      <w:pPr>
+        <w:ind w:left="6120" w:hanging="360"/>
+      </w:pPr>
+    </w:lvl>
+    <w:lvl w:ilvl="8" w:tplc="0809001B" w:tentative="1">
+      <w:start w:val="1"/>
+      <w:numFmt w:val="lowerRoman"/>
+      <w:lvlText w:val="%9."/>
+      <w:lvlJc w:val="right"/>
+      <w:pPr>
+        <w:ind w:left="6840" w:hanging="180"/>
+      </w:pPr>
+    </w:lvl>
+  </w:abstractNum>
+  <w:abstractNum w:abstractNumId="20" w15:restartNumberingAfterBreak="0">
     <w:nsid w:val="2DC04D66"/>
     <w:multiLevelType w:val="hybridMultilevel"/>
     <w:tmpl w:val="18B40266"/>
@@ -9228,7 +11255,7 @@
       </w:pPr>
     </w:lvl>
   </w:abstractNum>
-  <w:abstractNum w:abstractNumId="17" w15:restartNumberingAfterBreak="0">
+  <w:abstractNum w:abstractNumId="21" w15:restartNumberingAfterBreak="0">
     <w:nsid w:val="2FA63A61"/>
     <w:multiLevelType w:val="multilevel"/>
     <w:tmpl w:val="D70EC084"/>
@@ -9341,7 +11368,7 @@
       </w:rPr>
     </w:lvl>
   </w:abstractNum>
-  <w:abstractNum w:abstractNumId="18" w15:restartNumberingAfterBreak="0">
+  <w:abstractNum w:abstractNumId="22" w15:restartNumberingAfterBreak="0">
     <w:nsid w:val="3597283B"/>
     <w:multiLevelType w:val="multilevel"/>
     <w:tmpl w:val="501E1F04"/>
@@ -9454,7 +11481,7 @@
       </w:rPr>
     </w:lvl>
   </w:abstractNum>
-  <w:abstractNum w:abstractNumId="19" w15:restartNumberingAfterBreak="0">
+  <w:abstractNum w:abstractNumId="23" w15:restartNumberingAfterBreak="0">
     <w:nsid w:val="3ADA7DA7"/>
     <w:multiLevelType w:val="multilevel"/>
     <w:tmpl w:val="63B0CDF8"/>
@@ -9571,7 +11598,7 @@
       </w:rPr>
     </w:lvl>
   </w:abstractNum>
-  <w:abstractNum w:abstractNumId="20" w15:restartNumberingAfterBreak="0">
+  <w:abstractNum w:abstractNumId="24" w15:restartNumberingAfterBreak="0">
     <w:nsid w:val="3BED21F6"/>
     <w:multiLevelType w:val="multilevel"/>
     <w:tmpl w:val="4148E3D4"/>
@@ -9684,7 +11711,7 @@
       </w:rPr>
     </w:lvl>
   </w:abstractNum>
-  <w:abstractNum w:abstractNumId="21" w15:restartNumberingAfterBreak="0">
+  <w:abstractNum w:abstractNumId="25" w15:restartNumberingAfterBreak="0">
     <w:nsid w:val="42532AD9"/>
     <w:multiLevelType w:val="multilevel"/>
     <w:tmpl w:val="EC6EBD2A"/>
@@ -9797,7 +11824,7 @@
       </w:rPr>
     </w:lvl>
   </w:abstractNum>
-  <w:abstractNum w:abstractNumId="22" w15:restartNumberingAfterBreak="0">
+  <w:abstractNum w:abstractNumId="26" w15:restartNumberingAfterBreak="0">
     <w:nsid w:val="43943F33"/>
     <w:multiLevelType w:val="multilevel"/>
     <w:tmpl w:val="9658152E"/>
@@ -9910,7 +11937,7 @@
       </w:rPr>
     </w:lvl>
   </w:abstractNum>
-  <w:abstractNum w:abstractNumId="23" w15:restartNumberingAfterBreak="0">
+  <w:abstractNum w:abstractNumId="27" w15:restartNumberingAfterBreak="0">
     <w:nsid w:val="4F6A601C"/>
     <w:multiLevelType w:val="multilevel"/>
     <w:tmpl w:val="B0F4204A"/>
@@ -10023,7 +12050,7 @@
       </w:rPr>
     </w:lvl>
   </w:abstractNum>
-  <w:abstractNum w:abstractNumId="24" w15:restartNumberingAfterBreak="0">
+  <w:abstractNum w:abstractNumId="28" w15:restartNumberingAfterBreak="0">
     <w:nsid w:val="51B128D3"/>
     <w:multiLevelType w:val="multilevel"/>
     <w:tmpl w:val="DD0CAD5A"/>
@@ -10136,7 +12163,185 @@
       </w:rPr>
     </w:lvl>
   </w:abstractNum>
-  <w:abstractNum w:abstractNumId="25" w15:restartNumberingAfterBreak="0">
+  <w:abstractNum w:abstractNumId="29" w15:restartNumberingAfterBreak="0">
+    <w:nsid w:val="548D7D96"/>
+    <w:multiLevelType w:val="hybridMultilevel"/>
+    <w:tmpl w:val="12BAC452"/>
+    <w:lvl w:ilvl="0" w:tplc="0809000F">
+      <w:start w:val="1"/>
+      <w:numFmt w:val="decimal"/>
+      <w:lvlText w:val="%1."/>
+      <w:lvlJc w:val="left"/>
+      <w:pPr>
+        <w:ind w:left="720" w:hanging="360"/>
+      </w:pPr>
+      <w:rPr>
+        <w:rFonts w:hint="default"/>
+      </w:rPr>
+    </w:lvl>
+    <w:lvl w:ilvl="1" w:tplc="08090019" w:tentative="1">
+      <w:start w:val="1"/>
+      <w:numFmt w:val="lowerLetter"/>
+      <w:lvlText w:val="%2."/>
+      <w:lvlJc w:val="left"/>
+      <w:pPr>
+        <w:ind w:left="1440" w:hanging="360"/>
+      </w:pPr>
+    </w:lvl>
+    <w:lvl w:ilvl="2" w:tplc="0809001B" w:tentative="1">
+      <w:start w:val="1"/>
+      <w:numFmt w:val="lowerRoman"/>
+      <w:lvlText w:val="%3."/>
+      <w:lvlJc w:val="right"/>
+      <w:pPr>
+        <w:ind w:left="2160" w:hanging="180"/>
+      </w:pPr>
+    </w:lvl>
+    <w:lvl w:ilvl="3" w:tplc="0809000F" w:tentative="1">
+      <w:start w:val="1"/>
+      <w:numFmt w:val="decimal"/>
+      <w:lvlText w:val="%4."/>
+      <w:lvlJc w:val="left"/>
+      <w:pPr>
+        <w:ind w:left="2880" w:hanging="360"/>
+      </w:pPr>
+    </w:lvl>
+    <w:lvl w:ilvl="4" w:tplc="08090019" w:tentative="1">
+      <w:start w:val="1"/>
+      <w:numFmt w:val="lowerLetter"/>
+      <w:lvlText w:val="%5."/>
+      <w:lvlJc w:val="left"/>
+      <w:pPr>
+        <w:ind w:left="3600" w:hanging="360"/>
+      </w:pPr>
+    </w:lvl>
+    <w:lvl w:ilvl="5" w:tplc="0809001B" w:tentative="1">
+      <w:start w:val="1"/>
+      <w:numFmt w:val="lowerRoman"/>
+      <w:lvlText w:val="%6."/>
+      <w:lvlJc w:val="right"/>
+      <w:pPr>
+        <w:ind w:left="4320" w:hanging="180"/>
+      </w:pPr>
+    </w:lvl>
+    <w:lvl w:ilvl="6" w:tplc="0809000F" w:tentative="1">
+      <w:start w:val="1"/>
+      <w:numFmt w:val="decimal"/>
+      <w:lvlText w:val="%7."/>
+      <w:lvlJc w:val="left"/>
+      <w:pPr>
+        <w:ind w:left="5040" w:hanging="360"/>
+      </w:pPr>
+    </w:lvl>
+    <w:lvl w:ilvl="7" w:tplc="08090019" w:tentative="1">
+      <w:start w:val="1"/>
+      <w:numFmt w:val="lowerLetter"/>
+      <w:lvlText w:val="%8."/>
+      <w:lvlJc w:val="left"/>
+      <w:pPr>
+        <w:ind w:left="5760" w:hanging="360"/>
+      </w:pPr>
+    </w:lvl>
+    <w:lvl w:ilvl="8" w:tplc="0809001B" w:tentative="1">
+      <w:start w:val="1"/>
+      <w:numFmt w:val="lowerRoman"/>
+      <w:lvlText w:val="%9."/>
+      <w:lvlJc w:val="right"/>
+      <w:pPr>
+        <w:ind w:left="6480" w:hanging="180"/>
+      </w:pPr>
+    </w:lvl>
+  </w:abstractNum>
+  <w:abstractNum w:abstractNumId="30" w15:restartNumberingAfterBreak="0">
+    <w:nsid w:val="55F6144E"/>
+    <w:multiLevelType w:val="hybridMultilevel"/>
+    <w:tmpl w:val="F75E78CA"/>
+    <w:lvl w:ilvl="0" w:tplc="CA163956">
+      <w:start w:val="1"/>
+      <w:numFmt w:val="decimal"/>
+      <w:lvlText w:val="%1."/>
+      <w:lvlJc w:val="left"/>
+      <w:pPr>
+        <w:ind w:left="1080" w:hanging="360"/>
+      </w:pPr>
+      <w:rPr>
+        <w:rFonts w:hint="default"/>
+      </w:rPr>
+    </w:lvl>
+    <w:lvl w:ilvl="1" w:tplc="08090019" w:tentative="1">
+      <w:start w:val="1"/>
+      <w:numFmt w:val="lowerLetter"/>
+      <w:lvlText w:val="%2."/>
+      <w:lvlJc w:val="left"/>
+      <w:pPr>
+        <w:ind w:left="1800" w:hanging="360"/>
+      </w:pPr>
+    </w:lvl>
+    <w:lvl w:ilvl="2" w:tplc="0809001B" w:tentative="1">
+      <w:start w:val="1"/>
+      <w:numFmt w:val="lowerRoman"/>
+      <w:lvlText w:val="%3."/>
+      <w:lvlJc w:val="right"/>
+      <w:pPr>
+        <w:ind w:left="2520" w:hanging="180"/>
+      </w:pPr>
+    </w:lvl>
+    <w:lvl w:ilvl="3" w:tplc="0809000F" w:tentative="1">
+      <w:start w:val="1"/>
+      <w:numFmt w:val="decimal"/>
+      <w:lvlText w:val="%4."/>
+      <w:lvlJc w:val="left"/>
+      <w:pPr>
+        <w:ind w:left="3240" w:hanging="360"/>
+      </w:pPr>
+    </w:lvl>
+    <w:lvl w:ilvl="4" w:tplc="08090019" w:tentative="1">
+      <w:start w:val="1"/>
+      <w:numFmt w:val="lowerLetter"/>
+      <w:lvlText w:val="%5."/>
+      <w:lvlJc w:val="left"/>
+      <w:pPr>
+        <w:ind w:left="3960" w:hanging="360"/>
+      </w:pPr>
+    </w:lvl>
+    <w:lvl w:ilvl="5" w:tplc="0809001B" w:tentative="1">
+      <w:start w:val="1"/>
+      <w:numFmt w:val="lowerRoman"/>
+      <w:lvlText w:val="%6."/>
+      <w:lvlJc w:val="right"/>
+      <w:pPr>
+        <w:ind w:left="4680" w:hanging="180"/>
+      </w:pPr>
+    </w:lvl>
+    <w:lvl w:ilvl="6" w:tplc="0809000F" w:tentative="1">
+      <w:start w:val="1"/>
+      <w:numFmt w:val="decimal"/>
+      <w:lvlText w:val="%7."/>
+      <w:lvlJc w:val="left"/>
+      <w:pPr>
+        <w:ind w:left="5400" w:hanging="360"/>
+      </w:pPr>
+    </w:lvl>
+    <w:lvl w:ilvl="7" w:tplc="08090019" w:tentative="1">
+      <w:start w:val="1"/>
+      <w:numFmt w:val="lowerLetter"/>
+      <w:lvlText w:val="%8."/>
+      <w:lvlJc w:val="left"/>
+      <w:pPr>
+        <w:ind w:left="6120" w:hanging="360"/>
+      </w:pPr>
+    </w:lvl>
+    <w:lvl w:ilvl="8" w:tplc="0809001B" w:tentative="1">
+      <w:start w:val="1"/>
+      <w:numFmt w:val="lowerRoman"/>
+      <w:lvlText w:val="%9."/>
+      <w:lvlJc w:val="right"/>
+      <w:pPr>
+        <w:ind w:left="6840" w:hanging="180"/>
+      </w:pPr>
+    </w:lvl>
+  </w:abstractNum>
+  <w:abstractNum w:abstractNumId="31" w15:restartNumberingAfterBreak="0">
     <w:nsid w:val="572273C0"/>
     <w:multiLevelType w:val="multilevel"/>
     <w:tmpl w:val="9A80CE66"/>
@@ -10249,7 +12454,7 @@
       </w:rPr>
     </w:lvl>
   </w:abstractNum>
-  <w:abstractNum w:abstractNumId="26" w15:restartNumberingAfterBreak="0">
+  <w:abstractNum w:abstractNumId="32" w15:restartNumberingAfterBreak="0">
     <w:nsid w:val="59543768"/>
     <w:multiLevelType w:val="multilevel"/>
     <w:tmpl w:val="921A6CCC"/>
@@ -10362,7 +12567,7 @@
       </w:rPr>
     </w:lvl>
   </w:abstractNum>
-  <w:abstractNum w:abstractNumId="27" w15:restartNumberingAfterBreak="0">
+  <w:abstractNum w:abstractNumId="33" w15:restartNumberingAfterBreak="0">
     <w:nsid w:val="5C3C4328"/>
     <w:multiLevelType w:val="multilevel"/>
     <w:tmpl w:val="3E8CE9A6"/>
@@ -10475,7 +12680,7 @@
       </w:rPr>
     </w:lvl>
   </w:abstractNum>
-  <w:abstractNum w:abstractNumId="28" w15:restartNumberingAfterBreak="0">
+  <w:abstractNum w:abstractNumId="34" w15:restartNumberingAfterBreak="0">
     <w:nsid w:val="5C644458"/>
     <w:multiLevelType w:val="multilevel"/>
     <w:tmpl w:val="2C423FE4"/>
@@ -10591,7 +12796,7 @@
       </w:rPr>
     </w:lvl>
   </w:abstractNum>
-  <w:abstractNum w:abstractNumId="29" w15:restartNumberingAfterBreak="0">
+  <w:abstractNum w:abstractNumId="35" w15:restartNumberingAfterBreak="0">
     <w:nsid w:val="5FB201AD"/>
     <w:multiLevelType w:val="multilevel"/>
     <w:tmpl w:val="085AD09C"/>
@@ -10704,7 +12909,7 @@
       </w:rPr>
     </w:lvl>
   </w:abstractNum>
-  <w:abstractNum w:abstractNumId="30" w15:restartNumberingAfterBreak="0">
+  <w:abstractNum w:abstractNumId="36" w15:restartNumberingAfterBreak="0">
     <w:nsid w:val="649F6465"/>
     <w:multiLevelType w:val="multilevel"/>
     <w:tmpl w:val="724A0080"/>
@@ -10817,7 +13022,7 @@
       </w:rPr>
     </w:lvl>
   </w:abstractNum>
-  <w:abstractNum w:abstractNumId="31" w15:restartNumberingAfterBreak="0">
+  <w:abstractNum w:abstractNumId="37" w15:restartNumberingAfterBreak="0">
     <w:nsid w:val="64C22CF4"/>
     <w:multiLevelType w:val="multilevel"/>
     <w:tmpl w:val="86D05A88"/>
@@ -10930,7 +13135,7 @@
       </w:rPr>
     </w:lvl>
   </w:abstractNum>
-  <w:abstractNum w:abstractNumId="32" w15:restartNumberingAfterBreak="0">
+  <w:abstractNum w:abstractNumId="38" w15:restartNumberingAfterBreak="0">
     <w:nsid w:val="6574672D"/>
     <w:multiLevelType w:val="multilevel"/>
     <w:tmpl w:val="CE88E834"/>
@@ -11043,7 +13248,7 @@
       </w:rPr>
     </w:lvl>
   </w:abstractNum>
-  <w:abstractNum w:abstractNumId="33" w15:restartNumberingAfterBreak="0">
+  <w:abstractNum w:abstractNumId="39" w15:restartNumberingAfterBreak="0">
     <w:nsid w:val="6A2D7DA0"/>
     <w:multiLevelType w:val="multilevel"/>
     <w:tmpl w:val="78EC79AA"/>
@@ -11156,7 +13361,96 @@
       </w:rPr>
     </w:lvl>
   </w:abstractNum>
-  <w:abstractNum w:abstractNumId="34" w15:restartNumberingAfterBreak="0">
+  <w:abstractNum w:abstractNumId="40" w15:restartNumberingAfterBreak="0">
+    <w:nsid w:val="6F1662E6"/>
+    <w:multiLevelType w:val="hybridMultilevel"/>
+    <w:tmpl w:val="1E924290"/>
+    <w:lvl w:ilvl="0" w:tplc="0809000F">
+      <w:start w:val="1"/>
+      <w:numFmt w:val="decimal"/>
+      <w:lvlText w:val="%1."/>
+      <w:lvlJc w:val="left"/>
+      <w:pPr>
+        <w:ind w:left="720" w:hanging="360"/>
+      </w:pPr>
+      <w:rPr>
+        <w:rFonts w:hint="default"/>
+      </w:rPr>
+    </w:lvl>
+    <w:lvl w:ilvl="1" w:tplc="08090019" w:tentative="1">
+      <w:start w:val="1"/>
+      <w:numFmt w:val="lowerLetter"/>
+      <w:lvlText w:val="%2."/>
+      <w:lvlJc w:val="left"/>
+      <w:pPr>
+        <w:ind w:left="1440" w:hanging="360"/>
+      </w:pPr>
+    </w:lvl>
+    <w:lvl w:ilvl="2" w:tplc="0809001B" w:tentative="1">
+      <w:start w:val="1"/>
+      <w:numFmt w:val="lowerRoman"/>
+      <w:lvlText w:val="%3."/>
+      <w:lvlJc w:val="right"/>
+      <w:pPr>
+        <w:ind w:left="2160" w:hanging="180"/>
+      </w:pPr>
+    </w:lvl>
+    <w:lvl w:ilvl="3" w:tplc="0809000F" w:tentative="1">
+      <w:start w:val="1"/>
+      <w:numFmt w:val="decimal"/>
+      <w:lvlText w:val="%4."/>
+      <w:lvlJc w:val="left"/>
+      <w:pPr>
+        <w:ind w:left="2880" w:hanging="360"/>
+      </w:pPr>
+    </w:lvl>
+    <w:lvl w:ilvl="4" w:tplc="08090019" w:tentative="1">
+      <w:start w:val="1"/>
+      <w:numFmt w:val="lowerLetter"/>
+      <w:lvlText w:val="%5."/>
+      <w:lvlJc w:val="left"/>
+      <w:pPr>
+        <w:ind w:left="3600" w:hanging="360"/>
+      </w:pPr>
+    </w:lvl>
+    <w:lvl w:ilvl="5" w:tplc="0809001B" w:tentative="1">
+      <w:start w:val="1"/>
+      <w:numFmt w:val="lowerRoman"/>
+      <w:lvlText w:val="%6."/>
+      <w:lvlJc w:val="right"/>
+      <w:pPr>
+        <w:ind w:left="4320" w:hanging="180"/>
+      </w:pPr>
+    </w:lvl>
+    <w:lvl w:ilvl="6" w:tplc="0809000F" w:tentative="1">
+      <w:start w:val="1"/>
+      <w:numFmt w:val="decimal"/>
+      <w:lvlText w:val="%7."/>
+      <w:lvlJc w:val="left"/>
+      <w:pPr>
+        <w:ind w:left="5040" w:hanging="360"/>
+      </w:pPr>
+    </w:lvl>
+    <w:lvl w:ilvl="7" w:tplc="08090019" w:tentative="1">
+      <w:start w:val="1"/>
+      <w:numFmt w:val="lowerLetter"/>
+      <w:lvlText w:val="%8."/>
+      <w:lvlJc w:val="left"/>
+      <w:pPr>
+        <w:ind w:left="5760" w:hanging="360"/>
+      </w:pPr>
+    </w:lvl>
+    <w:lvl w:ilvl="8" w:tplc="0809001B" w:tentative="1">
+      <w:start w:val="1"/>
+      <w:numFmt w:val="lowerRoman"/>
+      <w:lvlText w:val="%9."/>
+      <w:lvlJc w:val="right"/>
+      <w:pPr>
+        <w:ind w:left="6480" w:hanging="180"/>
+      </w:pPr>
+    </w:lvl>
+  </w:abstractNum>
+  <w:abstractNum w:abstractNumId="41" w15:restartNumberingAfterBreak="0">
     <w:nsid w:val="70954290"/>
     <w:multiLevelType w:val="multilevel"/>
     <w:tmpl w:val="8788EE10"/>
@@ -11269,7 +13563,7 @@
       </w:rPr>
     </w:lvl>
   </w:abstractNum>
-  <w:abstractNum w:abstractNumId="35" w15:restartNumberingAfterBreak="0">
+  <w:abstractNum w:abstractNumId="42" w15:restartNumberingAfterBreak="0">
     <w:nsid w:val="70B947E4"/>
     <w:multiLevelType w:val="multilevel"/>
     <w:tmpl w:val="8DEE7370"/>
@@ -11382,7 +13676,7 @@
       </w:rPr>
     </w:lvl>
   </w:abstractNum>
-  <w:abstractNum w:abstractNumId="36" w15:restartNumberingAfterBreak="0">
+  <w:abstractNum w:abstractNumId="43" w15:restartNumberingAfterBreak="0">
     <w:nsid w:val="79D95309"/>
     <w:multiLevelType w:val="multilevel"/>
     <w:tmpl w:val="9C165F90"/>
@@ -11495,7 +13789,7 @@
       </w:rPr>
     </w:lvl>
   </w:abstractNum>
-  <w:abstractNum w:abstractNumId="37" w15:restartNumberingAfterBreak="0">
+  <w:abstractNum w:abstractNumId="44" w15:restartNumberingAfterBreak="0">
     <w:nsid w:val="7C5B71D1"/>
     <w:multiLevelType w:val="multilevel"/>
     <w:tmpl w:val="43AC930E"/>
@@ -11609,106 +13903,106 @@
     </w:lvl>
   </w:abstractNum>
   <w:num w:numId="1" w16cid:durableId="2026664958">
-    <w:abstractNumId w:val="15"/>
+    <w:abstractNumId w:val="18"/>
   </w:num>
   <w:num w:numId="2" w16cid:durableId="29303562">
-    <w:abstractNumId w:val="20"/>
+    <w:abstractNumId w:val="24"/>
   </w:num>
   <w:num w:numId="3" w16cid:durableId="565994868">
-    <w:abstractNumId w:val="37"/>
+    <w:abstractNumId w:val="44"/>
   </w:num>
   <w:num w:numId="4" w16cid:durableId="2130975295">
     <w:abstractNumId w:val="3"/>
   </w:num>
   <w:num w:numId="5" w16cid:durableId="679087584">
-    <w:abstractNumId w:val="18"/>
+    <w:abstractNumId w:val="22"/>
   </w:num>
   <w:num w:numId="6" w16cid:durableId="1825658579">
-    <w:abstractNumId w:val="25"/>
+    <w:abstractNumId w:val="31"/>
   </w:num>
   <w:num w:numId="7" w16cid:durableId="1627009939">
-    <w:abstractNumId w:val="29"/>
+    <w:abstractNumId w:val="35"/>
   </w:num>
   <w:num w:numId="8" w16cid:durableId="691539684">
-    <w:abstractNumId w:val="28"/>
+    <w:abstractNumId w:val="34"/>
   </w:num>
   <w:num w:numId="9" w16cid:durableId="910390382">
-    <w:abstractNumId w:val="11"/>
+    <w:abstractNumId w:val="13"/>
   </w:num>
   <w:num w:numId="10" w16cid:durableId="376899237">
-    <w:abstractNumId w:val="23"/>
+    <w:abstractNumId w:val="27"/>
   </w:num>
   <w:num w:numId="11" w16cid:durableId="358050083">
-    <w:abstractNumId w:val="35"/>
+    <w:abstractNumId w:val="42"/>
   </w:num>
   <w:num w:numId="12" w16cid:durableId="1505314754">
-    <w:abstractNumId w:val="19"/>
+    <w:abstractNumId w:val="23"/>
   </w:num>
   <w:num w:numId="13" w16cid:durableId="2112697077">
     <w:abstractNumId w:val="0"/>
   </w:num>
   <w:num w:numId="14" w16cid:durableId="1764111172">
+    <w:abstractNumId w:val="14"/>
+  </w:num>
+  <w:num w:numId="15" w16cid:durableId="2038848042">
+    <w:abstractNumId w:val="15"/>
+  </w:num>
+  <w:num w:numId="16" w16cid:durableId="1530295721">
     <w:abstractNumId w:val="12"/>
   </w:num>
-  <w:num w:numId="15" w16cid:durableId="2038848042">
-    <w:abstractNumId w:val="13"/>
+  <w:num w:numId="17" w16cid:durableId="398476788">
+    <w:abstractNumId w:val="11"/>
   </w:num>
-  <w:num w:numId="16" w16cid:durableId="1530295721">
-    <w:abstractNumId w:val="10"/>
+  <w:num w:numId="18" w16cid:durableId="975526172">
+    <w:abstractNumId w:val="25"/>
   </w:num>
-  <w:num w:numId="17" w16cid:durableId="398476788">
+  <w:num w:numId="19" w16cid:durableId="825172742">
+    <w:abstractNumId w:val="38"/>
+  </w:num>
+  <w:num w:numId="20" w16cid:durableId="509877497">
+    <w:abstractNumId w:val="36"/>
+  </w:num>
+  <w:num w:numId="21" w16cid:durableId="1834757869">
+    <w:abstractNumId w:val="28"/>
+  </w:num>
+  <w:num w:numId="22" w16cid:durableId="1534414538">
+    <w:abstractNumId w:val="39"/>
+  </w:num>
+  <w:num w:numId="23" w16cid:durableId="794954289">
+    <w:abstractNumId w:val="33"/>
+  </w:num>
+  <w:num w:numId="24" w16cid:durableId="1081218751">
+    <w:abstractNumId w:val="5"/>
+  </w:num>
+  <w:num w:numId="25" w16cid:durableId="2081097107">
+    <w:abstractNumId w:val="37"/>
+  </w:num>
+  <w:num w:numId="26" w16cid:durableId="240869556">
+    <w:abstractNumId w:val="6"/>
+  </w:num>
+  <w:num w:numId="27" w16cid:durableId="1288045841">
+    <w:abstractNumId w:val="8"/>
+  </w:num>
+  <w:num w:numId="28" w16cid:durableId="515383929">
+    <w:abstractNumId w:val="43"/>
+  </w:num>
+  <w:num w:numId="29" w16cid:durableId="155339830">
+    <w:abstractNumId w:val="7"/>
+  </w:num>
+  <w:num w:numId="30" w16cid:durableId="1010911696">
+    <w:abstractNumId w:val="21"/>
+  </w:num>
+  <w:num w:numId="31" w16cid:durableId="1647126981">
     <w:abstractNumId w:val="9"/>
   </w:num>
-  <w:num w:numId="18" w16cid:durableId="975526172">
-    <w:abstractNumId w:val="21"/>
-  </w:num>
-  <w:num w:numId="19" w16cid:durableId="825172742">
-    <w:abstractNumId w:val="32"/>
-  </w:num>
-  <w:num w:numId="20" w16cid:durableId="509877497">
-    <w:abstractNumId w:val="30"/>
-  </w:num>
-  <w:num w:numId="21" w16cid:durableId="1834757869">
-    <w:abstractNumId w:val="24"/>
-  </w:num>
-  <w:num w:numId="22" w16cid:durableId="1534414538">
-    <w:abstractNumId w:val="33"/>
-  </w:num>
-  <w:num w:numId="23" w16cid:durableId="794954289">
-    <w:abstractNumId w:val="27"/>
-  </w:num>
-  <w:num w:numId="24" w16cid:durableId="1081218751">
-    <w:abstractNumId w:val="4"/>
-  </w:num>
-  <w:num w:numId="25" w16cid:durableId="2081097107">
-    <w:abstractNumId w:val="31"/>
-  </w:num>
-  <w:num w:numId="26" w16cid:durableId="240869556">
-    <w:abstractNumId w:val="5"/>
-  </w:num>
-  <w:num w:numId="27" w16cid:durableId="1288045841">
-    <w:abstractNumId w:val="7"/>
-  </w:num>
-  <w:num w:numId="28" w16cid:durableId="515383929">
-    <w:abstractNumId w:val="36"/>
-  </w:num>
-  <w:num w:numId="29" w16cid:durableId="155339830">
-    <w:abstractNumId w:val="6"/>
-  </w:num>
-  <w:num w:numId="30" w16cid:durableId="1010911696">
-    <w:abstractNumId w:val="17"/>
-  </w:num>
-  <w:num w:numId="31" w16cid:durableId="1647126981">
-    <w:abstractNumId w:val="8"/>
-  </w:num>
   <w:num w:numId="32" w16cid:durableId="1471241820">
-    <w:abstractNumId w:val="34"/>
+    <w:abstractNumId w:val="41"/>
   </w:num>
   <w:num w:numId="33" w16cid:durableId="1196969489">
-    <w:abstractNumId w:val="22"/>
+    <w:abstractNumId w:val="26"/>
   </w:num>
   <w:num w:numId="34" w16cid:durableId="1652246047">
-    <w:abstractNumId w:val="26"/>
+    <w:abstractNumId w:val="32"/>
   </w:num>
   <w:num w:numId="35" w16cid:durableId="1440644497">
     <w:abstractNumId w:val="1"/>
@@ -11717,10 +14011,31 @@
     <w:abstractNumId w:val="2"/>
   </w:num>
   <w:num w:numId="37" w16cid:durableId="292827149">
-    <w:abstractNumId w:val="14"/>
+    <w:abstractNumId w:val="16"/>
   </w:num>
   <w:num w:numId="38" w16cid:durableId="926034093">
-    <w:abstractNumId w:val="16"/>
+    <w:abstractNumId w:val="20"/>
+  </w:num>
+  <w:num w:numId="39" w16cid:durableId="79179335">
+    <w:abstractNumId w:val="4"/>
+  </w:num>
+  <w:num w:numId="40" w16cid:durableId="1336300639">
+    <w:abstractNumId w:val="10"/>
+  </w:num>
+  <w:num w:numId="41" w16cid:durableId="341397275">
+    <w:abstractNumId w:val="40"/>
+  </w:num>
+  <w:num w:numId="42" w16cid:durableId="263269049">
+    <w:abstractNumId w:val="17"/>
+  </w:num>
+  <w:num w:numId="43" w16cid:durableId="1367100854">
+    <w:abstractNumId w:val="29"/>
+  </w:num>
+  <w:num w:numId="44" w16cid:durableId="1905530358">
+    <w:abstractNumId w:val="19"/>
+  </w:num>
+  <w:num w:numId="45" w16cid:durableId="826093289">
+    <w:abstractNumId w:val="30"/>
   </w:num>
 </w:numbering>
 </file>
@@ -12491,6 +14806,29 @@
       <w:spacing w:line="240" w:lineRule="auto"/>
     </w:pPr>
   </w:style>
+  <w:style w:type="paragraph" w:styleId="ListParagraph">
+    <w:name w:val="List Paragraph"/>
+    <w:basedOn w:val="Normal"/>
+    <w:uiPriority w:val="34"/>
+    <w:qFormat/>
+    <w:rsid w:val="00FD0A7D"/>
+    <w:pPr>
+      <w:ind w:left="720"/>
+      <w:contextualSpacing/>
+    </w:pPr>
+  </w:style>
+  <w:style w:type="character" w:styleId="UnresolvedMention">
+    <w:name w:val="Unresolved Mention"/>
+    <w:basedOn w:val="DefaultParagraphFont"/>
+    <w:uiPriority w:val="99"/>
+    <w:semiHidden/>
+    <w:unhideWhenUsed/>
+    <w:rsid w:val="001E02F5"/>
+    <w:rPr>
+      <w:color w:val="605E5C"/>
+      <w:shd w:val="clear" w:color="auto" w:fill="E1DFDD"/>
+    </w:rPr>
+  </w:style>
 </w:styles>
 </file>
 
